--- a/ServiceNow_Dev_PoC_Plugin_Install_Evidence_Manual_ZH.docx
+++ b/ServiceNow_Dev_PoC_Plugin_Install_Evidence_Manual_ZH.docx
@@ -13,31 +13,7 @@
           <w:color w:val="1F4E79"/>
           <w:sz w:val="40"/>
         </w:rPr>
-        <w:t>ServiceNow Dev</w:t>
-      </w:r>
-      <w:r>
-        <w:rPr>
-          <w:b/>
-          <w:color w:val="1F4E79"/>
-          <w:sz w:val="40"/>
-        </w:rPr>
-        <w:t>环境</w:t>
-      </w:r>
-      <w:r>
-        <w:rPr>
-          <w:b/>
-          <w:color w:val="1F4E79"/>
-          <w:sz w:val="40"/>
-        </w:rPr>
-        <w:t xml:space="preserve"> PoC</w:t>
-      </w:r>
-      <w:r>
-        <w:rPr>
-          <w:b/>
-          <w:color w:val="1F4E79"/>
-          <w:sz w:val="40"/>
-        </w:rPr>
-        <w:t>插件安装与留痕手册</w:t>
+        <w:t>ServiceNow Dev环境 PoC插件安装与留痕手册</w:t>
       </w:r>
     </w:p>
     <w:p>
@@ -51,15 +27,7 @@
           <w:color w:val="212529"/>
           <w:sz w:val="23"/>
         </w:rPr>
-        <w:t xml:space="preserve">ITOM Discovery / Service Mapping / ACC </w:t>
-      </w:r>
-      <w:r>
-        <w:rPr>
-          <w:b/>
-          <w:color w:val="212529"/>
-          <w:sz w:val="23"/>
-        </w:rPr>
-        <w:t>验证准备用</w:t>
+        <w:t>ITOM Discovery / Service Mapping / ACC 验证准备用</w:t>
       </w:r>
     </w:p>
     <w:tbl>
@@ -191,49 +159,7 @@
                 <w:color w:val="212529"/>
                 <w:sz w:val="18"/>
               </w:rPr>
-              <w:t>公司</w:t>
-            </w:r>
-            <w:r>
-              <w:rPr>
-                <w:color w:val="212529"/>
-                <w:sz w:val="18"/>
-              </w:rPr>
-              <w:t xml:space="preserve"> ServiceNow Dev </w:t>
-            </w:r>
-            <w:r>
-              <w:rPr>
-                <w:color w:val="212529"/>
-                <w:sz w:val="18"/>
-              </w:rPr>
-              <w:t>环境中，本次</w:t>
-            </w:r>
-            <w:r>
-              <w:rPr>
-                <w:color w:val="212529"/>
-                <w:sz w:val="18"/>
-              </w:rPr>
-              <w:t xml:space="preserve"> Azure PoC </w:t>
-            </w:r>
-            <w:r>
-              <w:rPr>
-                <w:color w:val="212529"/>
-                <w:sz w:val="18"/>
-              </w:rPr>
-              <w:t>所需插件</w:t>
-            </w:r>
-            <w:r>
-              <w:rPr>
-                <w:color w:val="212529"/>
-                <w:sz w:val="18"/>
-              </w:rPr>
-              <w:t xml:space="preserve"> / </w:t>
-            </w:r>
-            <w:r>
-              <w:rPr>
-                <w:color w:val="212529"/>
-                <w:sz w:val="18"/>
-              </w:rPr>
-              <w:t>应用的确认、安装、申请与证跡整理。</w:t>
+              <w:t>公司 ServiceNow Dev 环境中，本次 Azure PoC 所需插件 / 应用的确认、安装、申请与证跡整理。</w:t>
             </w:r>
           </w:p>
         </w:tc>
@@ -289,49 +215,7 @@
                 <w:color w:val="212529"/>
                 <w:sz w:val="18"/>
               </w:rPr>
-              <w:t>不新建</w:t>
-            </w:r>
-            <w:r>
-              <w:rPr>
-                <w:color w:val="212529"/>
-                <w:sz w:val="18"/>
-              </w:rPr>
-              <w:t xml:space="preserve"> Application Scope</w:t>
-            </w:r>
-            <w:r>
-              <w:rPr>
-                <w:color w:val="212529"/>
-                <w:sz w:val="18"/>
-              </w:rPr>
-              <w:t>。配置变更使用</w:t>
-            </w:r>
-            <w:r>
-              <w:rPr>
-                <w:color w:val="212529"/>
-                <w:sz w:val="18"/>
-              </w:rPr>
-              <w:t xml:space="preserve"> PoC </w:t>
-            </w:r>
-            <w:r>
-              <w:rPr>
-                <w:color w:val="212529"/>
-                <w:sz w:val="18"/>
-              </w:rPr>
-              <w:t>专用</w:t>
-            </w:r>
-            <w:r>
-              <w:rPr>
-                <w:color w:val="212529"/>
-                <w:sz w:val="18"/>
-              </w:rPr>
-              <w:t xml:space="preserve"> Update Set </w:t>
-            </w:r>
-            <w:r>
-              <w:rPr>
-                <w:color w:val="212529"/>
-                <w:sz w:val="18"/>
-              </w:rPr>
-              <w:t>管理，插件安装本身通过截图、安装详情、安装履历留痕。</w:t>
+              <w:t>不新建 Application Scope。配置变更使用 PoC 专用 Update Set 管理，插件安装本身通过截图、安装详情、安装履历留痕。</w:t>
             </w:r>
           </w:p>
         </w:tc>
@@ -362,130 +246,32 @@
                 <w:color w:val="212529"/>
                 <w:sz w:val="18"/>
               </w:rPr>
-              <w:t xml:space="preserve">PoC </w:t>
-            </w:r>
+              <w:t>PoC 范围</w:t>
+            </w:r>
+          </w:p>
+        </w:tc>
+        <w:tc>
+          <w:tcPr>
+            <w:tcW w:w="7272" w:type="dxa"/>
+            <w:shd w:val="clear" w:color="auto" w:fill="FFFFFF"/>
+            <w:tcMar>
+              <w:top w:w="90" w:type="dxa"/>
+              <w:left w:w="110" w:type="dxa"/>
+              <w:bottom w:w="90" w:type="dxa"/>
+              <w:right w:w="110" w:type="dxa"/>
+            </w:tcMar>
+            <w:vAlign w:val="center"/>
+          </w:tcPr>
+          <w:p>
+            <w:pPr>
+              <w:spacing w:after="20" w:line="259" w:lineRule="auto"/>
+            </w:pPr>
             <w:r>
               <w:rPr>
                 <w:color w:val="212529"/>
                 <w:sz w:val="18"/>
               </w:rPr>
-              <w:t>范围</w:t>
-            </w:r>
-          </w:p>
-        </w:tc>
-        <w:tc>
-          <w:tcPr>
-            <w:tcW w:w="7272" w:type="dxa"/>
-            <w:shd w:val="clear" w:color="auto" w:fill="FFFFFF"/>
-            <w:tcMar>
-              <w:top w:w="90" w:type="dxa"/>
-              <w:left w:w="110" w:type="dxa"/>
-              <w:bottom w:w="90" w:type="dxa"/>
-              <w:right w:w="110" w:type="dxa"/>
-            </w:tcMar>
-            <w:vAlign w:val="center"/>
-          </w:tcPr>
-          <w:p>
-            <w:pPr>
-              <w:spacing w:after="20" w:line="259" w:lineRule="auto"/>
-            </w:pPr>
-            <w:r>
-              <w:rPr>
-                <w:color w:val="212529"/>
-                <w:sz w:val="18"/>
-              </w:rPr>
-              <w:t xml:space="preserve">ITOM1 / ITOM2 / ITOM3 </w:t>
-            </w:r>
-            <w:r>
-              <w:rPr>
-                <w:color w:val="212529"/>
-                <w:sz w:val="18"/>
-              </w:rPr>
-              <w:t>内部</w:t>
-            </w:r>
-            <w:r>
-              <w:rPr>
-                <w:color w:val="212529"/>
-                <w:sz w:val="18"/>
-              </w:rPr>
-              <w:t xml:space="preserve"> Discovery</w:t>
-            </w:r>
-            <w:r>
-              <w:rPr>
-                <w:color w:val="212529"/>
-                <w:sz w:val="18"/>
-              </w:rPr>
-              <w:t>、</w:t>
-            </w:r>
-            <w:r>
-              <w:rPr>
-                <w:color w:val="212529"/>
-                <w:sz w:val="18"/>
-              </w:rPr>
-              <w:t xml:space="preserve">Palo Alto / FortiGate </w:t>
-            </w:r>
-            <w:r>
-              <w:rPr>
-                <w:color w:val="212529"/>
-                <w:sz w:val="18"/>
-              </w:rPr>
-              <w:t>发现、</w:t>
-            </w:r>
-            <w:r>
-              <w:rPr>
-                <w:color w:val="212529"/>
-                <w:sz w:val="18"/>
-              </w:rPr>
-              <w:t>MID Server</w:t>
-            </w:r>
-            <w:r>
-              <w:rPr>
-                <w:color w:val="212529"/>
-                <w:sz w:val="18"/>
-              </w:rPr>
-              <w:t>、</w:t>
-            </w:r>
-            <w:r>
-              <w:rPr>
-                <w:color w:val="212529"/>
-                <w:sz w:val="18"/>
-              </w:rPr>
-              <w:t>ACC</w:t>
-            </w:r>
-            <w:r>
-              <w:rPr>
-                <w:color w:val="212529"/>
-                <w:sz w:val="18"/>
-              </w:rPr>
-              <w:t>、</w:t>
-            </w:r>
-            <w:r>
-              <w:rPr>
-                <w:color w:val="212529"/>
-                <w:sz w:val="18"/>
-              </w:rPr>
-              <w:t>Service Mapping</w:t>
-            </w:r>
-            <w:r>
-              <w:rPr>
-                <w:color w:val="212529"/>
-                <w:sz w:val="18"/>
-              </w:rPr>
-              <w:t>、</w:t>
-            </w:r>
-            <w:r>
-              <w:rPr>
-                <w:color w:val="212529"/>
-                <w:sz w:val="18"/>
-              </w:rPr>
-              <w:t xml:space="preserve">CSDM </w:t>
-            </w:r>
-            <w:r>
-              <w:rPr>
-                <w:color w:val="212529"/>
-                <w:sz w:val="18"/>
-              </w:rPr>
-              <w:t>对应关系验证。</w:t>
+              <w:t>ITOM1 / ITOM2 / ITOM3 内部 Discovery、Palo Alto / FortiGate 发现、MID Server、ACC、Service Mapping、CSDM 对应关系验证。</w:t>
             </w:r>
           </w:p>
         </w:tc>
@@ -597,21 +383,7 @@
                 <w:color w:val="212529"/>
                 <w:sz w:val="18"/>
               </w:rPr>
-              <w:t>填写操作者账号</w:t>
-            </w:r>
-            <w:r>
-              <w:rPr>
-                <w:color w:val="212529"/>
-                <w:sz w:val="18"/>
-              </w:rPr>
-              <w:t xml:space="preserve"> / </w:t>
-            </w:r>
-            <w:r>
-              <w:rPr>
-                <w:color w:val="212529"/>
-                <w:sz w:val="18"/>
-              </w:rPr>
-              <w:t>氏名</w:t>
+              <w:t>填写操作者账号 / 氏名</w:t>
             </w:r>
           </w:p>
         </w:tc>
@@ -672,35 +444,7 @@
                 <w:color w:val="212529"/>
                 <w:sz w:val="19"/>
               </w:rPr>
-              <w:t>本作業では新規</w:t>
-            </w:r>
-            <w:r>
-              <w:rPr>
-                <w:color w:val="212529"/>
-                <w:sz w:val="19"/>
-              </w:rPr>
-              <w:t xml:space="preserve"> Application Scope </w:t>
-            </w:r>
-            <w:r>
-              <w:rPr>
-                <w:color w:val="212529"/>
-                <w:sz w:val="19"/>
-              </w:rPr>
-              <w:t>は作成しない。通常は</w:t>
-            </w:r>
-            <w:r>
-              <w:rPr>
-                <w:color w:val="212529"/>
-                <w:sz w:val="19"/>
-              </w:rPr>
-              <w:t xml:space="preserve"> Global </w:t>
-            </w:r>
-            <w:r>
-              <w:rPr>
-                <w:color w:val="212529"/>
-                <w:sz w:val="19"/>
-              </w:rPr>
-              <w:t>のまま作業する。</w:t>
+              <w:t>本作業では新規 Application Scope は作成しない。通常は Global のまま作業する。</w:t>
             </w:r>
           </w:p>
           <w:p>
@@ -713,56 +457,7 @@
                 <w:color w:val="212529"/>
                 <w:sz w:val="19"/>
               </w:rPr>
-              <w:t xml:space="preserve">Plugin </w:t>
-            </w:r>
-            <w:r>
-              <w:rPr>
-                <w:color w:val="212529"/>
-                <w:sz w:val="19"/>
-              </w:rPr>
-              <w:t>導入は</w:t>
-            </w:r>
-            <w:r>
-              <w:rPr>
-                <w:color w:val="212529"/>
-                <w:sz w:val="19"/>
-              </w:rPr>
-              <w:t xml:space="preserve"> Update Set </w:t>
-            </w:r>
-            <w:r>
-              <w:rPr>
-                <w:color w:val="212529"/>
-                <w:sz w:val="19"/>
-              </w:rPr>
-              <w:t>だけでは十分に証跡化できないため、</w:t>
-            </w:r>
-            <w:r>
-              <w:rPr>
-                <w:color w:val="212529"/>
-                <w:sz w:val="19"/>
-              </w:rPr>
-              <w:t xml:space="preserve">Application Manager </w:t>
-            </w:r>
-            <w:r>
-              <w:rPr>
-                <w:color w:val="212529"/>
-                <w:sz w:val="19"/>
-              </w:rPr>
-              <w:t>の画面と</w:t>
-            </w:r>
-            <w:r>
-              <w:rPr>
-                <w:color w:val="212529"/>
-                <w:sz w:val="19"/>
-              </w:rPr>
-              <w:t xml:space="preserve"> Installation Details </w:t>
-            </w:r>
-            <w:r>
-              <w:rPr>
-                <w:color w:val="212529"/>
-                <w:sz w:val="19"/>
-              </w:rPr>
-              <w:t>を必ず保存する。</w:t>
+              <w:t>Plugin 導入は Update Set だけでは十分に証跡化できないため、Application Manager の画面と Installation Details を必ず保存する。</w:t>
             </w:r>
           </w:p>
           <w:p>
@@ -775,49 +470,7 @@
                 <w:color w:val="212529"/>
                 <w:sz w:val="19"/>
               </w:rPr>
-              <w:t>一部</w:t>
-            </w:r>
-            <w:r>
-              <w:rPr>
-                <w:color w:val="212529"/>
-                <w:sz w:val="19"/>
-              </w:rPr>
-              <w:t xml:space="preserve"> Plugin </w:t>
-            </w:r>
-            <w:r>
-              <w:rPr>
-                <w:color w:val="212529"/>
-                <w:sz w:val="19"/>
-              </w:rPr>
-              <w:t>は</w:t>
-            </w:r>
-            <w:r>
-              <w:rPr>
-                <w:color w:val="212529"/>
-                <w:sz w:val="19"/>
-              </w:rPr>
-              <w:t xml:space="preserve"> ServiceNow personnel </w:t>
-            </w:r>
-            <w:r>
-              <w:rPr>
-                <w:color w:val="212529"/>
-                <w:sz w:val="19"/>
-              </w:rPr>
-              <w:t>による有効化、または</w:t>
-            </w:r>
-            <w:r>
-              <w:rPr>
-                <w:color w:val="212529"/>
-                <w:sz w:val="19"/>
-              </w:rPr>
-              <w:t xml:space="preserve"> Now Support </w:t>
-            </w:r>
-            <w:r>
-              <w:rPr>
-                <w:color w:val="212529"/>
-                <w:sz w:val="19"/>
-              </w:rPr>
-              <w:t>申請が必要になる可能性がある。</w:t>
+              <w:t>一部 Plugin は ServiceNow personnel による有効化、または Now Support 申請が必要になる可能性がある。</w:t>
             </w:r>
           </w:p>
         </w:tc>
@@ -834,15 +487,7 @@
           <w:color w:val="1F4E79"/>
           <w:sz w:val="30"/>
         </w:rPr>
-        <w:t xml:space="preserve">0. </w:t>
-      </w:r>
-      <w:r>
-        <w:rPr>
-          <w:b/>
-          <w:color w:val="1F4E79"/>
-          <w:sz w:val="30"/>
-        </w:rPr>
-        <w:t>基本方针</w:t>
+        <w:t>0. 基本方针</w:t>
       </w:r>
     </w:p>
     <w:p>
@@ -857,91 +502,7 @@
           <w:color w:val="212529"/>
           <w:lang w:eastAsia="zh-CN"/>
         </w:rPr>
-        <w:t>本手册用于</w:t>
-      </w:r>
-      <w:r>
-        <w:rPr>
-          <w:color w:val="212529"/>
-          <w:lang w:eastAsia="zh-CN"/>
-        </w:rPr>
-        <w:t xml:space="preserve"> Dev </w:t>
-      </w:r>
-      <w:r>
-        <w:rPr>
-          <w:color w:val="212529"/>
-          <w:lang w:eastAsia="zh-CN"/>
-        </w:rPr>
-        <w:t>环境中安装</w:t>
-      </w:r>
-      <w:r>
-        <w:rPr>
-          <w:color w:val="212529"/>
-          <w:lang w:eastAsia="zh-CN"/>
-        </w:rPr>
-        <w:t xml:space="preserve"> PoC </w:t>
-      </w:r>
-      <w:r>
-        <w:rPr>
-          <w:color w:val="212529"/>
-          <w:lang w:eastAsia="zh-CN"/>
-        </w:rPr>
-        <w:t>所需</w:t>
-      </w:r>
-      <w:r>
-        <w:rPr>
-          <w:color w:val="212529"/>
-          <w:lang w:eastAsia="zh-CN"/>
-        </w:rPr>
-        <w:t xml:space="preserve"> ServiceNow </w:t>
-      </w:r>
-      <w:r>
-        <w:rPr>
-          <w:color w:val="212529"/>
-          <w:lang w:eastAsia="zh-CN"/>
-        </w:rPr>
-        <w:t>插件</w:t>
-      </w:r>
-      <w:r>
-        <w:rPr>
-          <w:color w:val="212529"/>
-          <w:lang w:eastAsia="zh-CN"/>
-        </w:rPr>
-        <w:t xml:space="preserve"> / </w:t>
-      </w:r>
-      <w:r>
-        <w:rPr>
-          <w:color w:val="212529"/>
-          <w:lang w:eastAsia="zh-CN"/>
-        </w:rPr>
-        <w:t>应用，并整理现场可追溯的证跡。目标不是只完成安装，而是让后续审查时能够说明</w:t>
-      </w:r>
-      <w:r>
-        <w:rPr>
-          <w:color w:val="212529"/>
-          <w:lang w:eastAsia="zh-CN"/>
-        </w:rPr>
-        <w:t>“</w:t>
-      </w:r>
-      <w:r>
-        <w:rPr>
-          <w:color w:val="212529"/>
-          <w:lang w:eastAsia="zh-CN"/>
-        </w:rPr>
-        <w:t>为什么安装、安装了什么版本、何时由谁安装、安装前后状态如何、是否存在依赖和申请记录</w:t>
-      </w:r>
-      <w:r>
-        <w:rPr>
-          <w:color w:val="212529"/>
-          <w:lang w:eastAsia="zh-CN"/>
-        </w:rPr>
-        <w:t>”</w:t>
-      </w:r>
-      <w:r>
-        <w:rPr>
-          <w:color w:val="212529"/>
-          <w:lang w:eastAsia="zh-CN"/>
-        </w:rPr>
-        <w:t>。</w:t>
+        <w:t>本手册用于 Dev 环境中安装 PoC 所需 ServiceNow 插件 / 应用，并整理现场可追溯的证跡。目标不是只完成安装，而是让后续审查时能够说明“为什么安装、安装了什么版本、何时由谁安装、安装前后状态如何、是否存在依赖和申请记录”。</w:t>
       </w:r>
     </w:p>
     <w:tbl>
@@ -986,7 +547,6 @@
             <w:pPr>
               <w:spacing w:line="252" w:lineRule="auto"/>
             </w:pPr>
-            <w:proofErr w:type="spellStart"/>
             <w:r>
               <w:rPr>
                 <w:b/>
@@ -995,7 +555,6 @@
               </w:rPr>
               <w:t>判断项</w:t>
             </w:r>
-            <w:proofErr w:type="spellEnd"/>
           </w:p>
         </w:tc>
         <w:tc>
@@ -1127,63 +686,7 @@
                 <w:color w:val="212529"/>
                 <w:sz w:val="17"/>
               </w:rPr>
-              <w:t>本次不是开发自定义应用，而是安装</w:t>
-            </w:r>
-            <w:r>
-              <w:rPr>
-                <w:color w:val="212529"/>
-                <w:sz w:val="17"/>
-              </w:rPr>
-              <w:t xml:space="preserve"> ServiceNow </w:t>
-            </w:r>
-            <w:r>
-              <w:rPr>
-                <w:color w:val="212529"/>
-                <w:sz w:val="17"/>
-              </w:rPr>
-              <w:t>标准插件</w:t>
-            </w:r>
-            <w:r>
-              <w:rPr>
-                <w:color w:val="212529"/>
-                <w:sz w:val="17"/>
-              </w:rPr>
-              <w:t xml:space="preserve"> / </w:t>
-            </w:r>
-            <w:r>
-              <w:rPr>
-                <w:color w:val="212529"/>
-                <w:sz w:val="17"/>
-              </w:rPr>
-              <w:t>应用。新建</w:t>
-            </w:r>
-            <w:r>
-              <w:rPr>
-                <w:color w:val="212529"/>
-                <w:sz w:val="17"/>
-              </w:rPr>
-              <w:t xml:space="preserve"> Scope </w:t>
-            </w:r>
-            <w:r>
-              <w:rPr>
-                <w:color w:val="212529"/>
-                <w:sz w:val="17"/>
-              </w:rPr>
-              <w:t>反而可能引入</w:t>
-            </w:r>
-            <w:r>
-              <w:rPr>
-                <w:color w:val="212529"/>
-                <w:sz w:val="17"/>
-              </w:rPr>
-              <w:t xml:space="preserve"> cross-scope </w:t>
-            </w:r>
-            <w:r>
-              <w:rPr>
-                <w:color w:val="212529"/>
-                <w:sz w:val="17"/>
-              </w:rPr>
-              <w:t>说明成本。</w:t>
+              <w:t>本次不是开发自定义应用，而是安装 ServiceNow 标准插件 / 应用。新建 Scope 反而可能引入 cross-scope 说明成本。</w:t>
             </w:r>
           </w:p>
         </w:tc>
@@ -1240,109 +743,32 @@
                 <w:color w:val="212529"/>
                 <w:sz w:val="17"/>
               </w:rPr>
-              <w:t>新建</w:t>
-            </w:r>
+              <w:t>新建 PoC 专用 Update Set</w:t>
+            </w:r>
+          </w:p>
+        </w:tc>
+        <w:tc>
+          <w:tcPr>
+            <w:tcW w:w="5184" w:type="dxa"/>
+            <w:shd w:val="clear" w:color="auto" w:fill="FFFFFF"/>
+            <w:tcMar>
+              <w:top w:w="90" w:type="dxa"/>
+              <w:left w:w="110" w:type="dxa"/>
+              <w:bottom w:w="90" w:type="dxa"/>
+              <w:right w:w="110" w:type="dxa"/>
+            </w:tcMar>
+            <w:vAlign w:val="center"/>
+          </w:tcPr>
+          <w:p>
+            <w:pPr>
+              <w:spacing w:after="20" w:line="259" w:lineRule="auto"/>
+            </w:pPr>
             <w:r>
               <w:rPr>
                 <w:color w:val="212529"/>
                 <w:sz w:val="17"/>
               </w:rPr>
-              <w:t xml:space="preserve"> PoC </w:t>
-            </w:r>
-            <w:r>
-              <w:rPr>
-                <w:color w:val="212529"/>
-                <w:sz w:val="17"/>
-              </w:rPr>
-              <w:t>专用</w:t>
-            </w:r>
-            <w:r>
-              <w:rPr>
-                <w:color w:val="212529"/>
-                <w:sz w:val="17"/>
-              </w:rPr>
-              <w:t xml:space="preserve"> Update Set</w:t>
-            </w:r>
-          </w:p>
-        </w:tc>
-        <w:tc>
-          <w:tcPr>
-            <w:tcW w:w="5184" w:type="dxa"/>
-            <w:shd w:val="clear" w:color="auto" w:fill="FFFFFF"/>
-            <w:tcMar>
-              <w:top w:w="90" w:type="dxa"/>
-              <w:left w:w="110" w:type="dxa"/>
-              <w:bottom w:w="90" w:type="dxa"/>
-              <w:right w:w="110" w:type="dxa"/>
-            </w:tcMar>
-            <w:vAlign w:val="center"/>
-          </w:tcPr>
-          <w:p>
-            <w:pPr>
-              <w:spacing w:after="20" w:line="259" w:lineRule="auto"/>
-            </w:pPr>
-            <w:r>
-              <w:rPr>
-                <w:color w:val="212529"/>
-                <w:sz w:val="17"/>
-              </w:rPr>
-              <w:t>用于记录后续配置变更，例如</w:t>
-            </w:r>
-            <w:r>
-              <w:rPr>
-                <w:color w:val="212529"/>
-                <w:sz w:val="17"/>
-              </w:rPr>
-              <w:t xml:space="preserve"> Discovery Schedule</w:t>
-            </w:r>
-            <w:r>
-              <w:rPr>
-                <w:color w:val="212529"/>
-                <w:sz w:val="17"/>
-              </w:rPr>
-              <w:t>、</w:t>
-            </w:r>
-            <w:r>
-              <w:rPr>
-                <w:color w:val="212529"/>
-                <w:sz w:val="17"/>
-              </w:rPr>
-              <w:t>IP Range</w:t>
-            </w:r>
-            <w:r>
-              <w:rPr>
-                <w:color w:val="212529"/>
-                <w:sz w:val="17"/>
-              </w:rPr>
-              <w:t>、</w:t>
-            </w:r>
-            <w:r>
-              <w:rPr>
-                <w:color w:val="212529"/>
-                <w:sz w:val="17"/>
-              </w:rPr>
-              <w:t>Credential</w:t>
-            </w:r>
-            <w:r>
-              <w:rPr>
-                <w:color w:val="212529"/>
-                <w:sz w:val="17"/>
-              </w:rPr>
-              <w:t>、</w:t>
-            </w:r>
-            <w:r>
-              <w:rPr>
-                <w:color w:val="212529"/>
-                <w:sz w:val="17"/>
-              </w:rPr>
-              <w:t xml:space="preserve">CSDM </w:t>
-            </w:r>
-            <w:r>
-              <w:rPr>
-                <w:color w:val="212529"/>
-                <w:sz w:val="17"/>
-              </w:rPr>
-              <w:t>示例数据等。</w:t>
+              <w:t>用于记录后续配置变更，例如 Discovery Schedule、IP Range、Credential、CSDM 示例数据等。</w:t>
             </w:r>
           </w:p>
         </w:tc>
@@ -1373,14 +799,7 @@
                 <w:color w:val="212529"/>
                 <w:sz w:val="17"/>
               </w:rPr>
-              <w:t xml:space="preserve">Plugin </w:t>
-            </w:r>
-            <w:r>
-              <w:rPr>
-                <w:color w:val="212529"/>
-                <w:sz w:val="17"/>
-              </w:rPr>
-              <w:t>安装证跡</w:t>
+              <w:t>Plugin 安装证跡</w:t>
             </w:r>
           </w:p>
         </w:tc>
@@ -1409,84 +828,36 @@
                 <w:sz w:val="17"/>
                 <w:lang w:eastAsia="zh-CN"/>
               </w:rPr>
-              <w:t>截图</w:t>
-            </w:r>
+              <w:t>截图 + 安装详情 + 安装后状态</w:t>
+            </w:r>
+          </w:p>
+        </w:tc>
+        <w:tc>
+          <w:tcPr>
+            <w:tcW w:w="5184" w:type="dxa"/>
+            <w:shd w:val="clear" w:color="auto" w:fill="FFFFFF"/>
+            <w:tcMar>
+              <w:top w:w="90" w:type="dxa"/>
+              <w:left w:w="110" w:type="dxa"/>
+              <w:bottom w:w="90" w:type="dxa"/>
+              <w:right w:w="110" w:type="dxa"/>
+            </w:tcMar>
+            <w:vAlign w:val="center"/>
+          </w:tcPr>
+          <w:p>
+            <w:pPr>
+              <w:spacing w:after="20" w:line="259" w:lineRule="auto"/>
+              <w:rPr>
+                <w:lang w:eastAsia="zh-CN"/>
+              </w:rPr>
+            </w:pPr>
             <w:r>
               <w:rPr>
                 <w:color w:val="212529"/>
                 <w:sz w:val="17"/>
                 <w:lang w:eastAsia="zh-CN"/>
               </w:rPr>
-              <w:t xml:space="preserve"> + </w:t>
-            </w:r>
-            <w:r>
-              <w:rPr>
-                <w:color w:val="212529"/>
-                <w:sz w:val="17"/>
-                <w:lang w:eastAsia="zh-CN"/>
-              </w:rPr>
-              <w:t>安装详情</w:t>
-            </w:r>
-            <w:r>
-              <w:rPr>
-                <w:color w:val="212529"/>
-                <w:sz w:val="17"/>
-                <w:lang w:eastAsia="zh-CN"/>
-              </w:rPr>
-              <w:t xml:space="preserve"> + </w:t>
-            </w:r>
-            <w:r>
-              <w:rPr>
-                <w:color w:val="212529"/>
-                <w:sz w:val="17"/>
-                <w:lang w:eastAsia="zh-CN"/>
-              </w:rPr>
-              <w:t>安装后状态</w:t>
-            </w:r>
-          </w:p>
-        </w:tc>
-        <w:tc>
-          <w:tcPr>
-            <w:tcW w:w="5184" w:type="dxa"/>
-            <w:shd w:val="clear" w:color="auto" w:fill="FFFFFF"/>
-            <w:tcMar>
-              <w:top w:w="90" w:type="dxa"/>
-              <w:left w:w="110" w:type="dxa"/>
-              <w:bottom w:w="90" w:type="dxa"/>
-              <w:right w:w="110" w:type="dxa"/>
-            </w:tcMar>
-            <w:vAlign w:val="center"/>
-          </w:tcPr>
-          <w:p>
-            <w:pPr>
-              <w:spacing w:after="20" w:line="259" w:lineRule="auto"/>
-              <w:rPr>
-                <w:lang w:eastAsia="zh-CN"/>
-              </w:rPr>
-            </w:pPr>
-            <w:r>
-              <w:rPr>
-                <w:color w:val="212529"/>
-                <w:sz w:val="17"/>
-                <w:lang w:eastAsia="zh-CN"/>
-              </w:rPr>
-              <w:t>插件安装与依赖关系不应只依赖</w:t>
-            </w:r>
-            <w:r>
-              <w:rPr>
-                <w:color w:val="212529"/>
-                <w:sz w:val="17"/>
-                <w:lang w:eastAsia="zh-CN"/>
-              </w:rPr>
-              <w:t xml:space="preserve"> Update Set </w:t>
-            </w:r>
-            <w:r>
-              <w:rPr>
-                <w:color w:val="212529"/>
-                <w:sz w:val="17"/>
-                <w:lang w:eastAsia="zh-CN"/>
-              </w:rPr>
-              <w:t>说明，需要单独保存画面证跡。</w:t>
+              <w:t>插件安装与依赖关系不应只依赖 Update Set 说明，需要单独保存画面证跡。</w:t>
             </w:r>
           </w:p>
         </w:tc>
@@ -1571,39 +942,7 @@
                 <w:sz w:val="17"/>
                 <w:lang w:eastAsia="zh-CN"/>
               </w:rPr>
-              <w:t>除非客户或负责人明确要求，否则不导入</w:t>
-            </w:r>
-            <w:r>
-              <w:rPr>
-                <w:color w:val="212529"/>
-                <w:sz w:val="17"/>
-                <w:lang w:eastAsia="zh-CN"/>
-              </w:rPr>
-              <w:t xml:space="preserve"> demo data</w:t>
-            </w:r>
-            <w:r>
-              <w:rPr>
-                <w:color w:val="212529"/>
-                <w:sz w:val="17"/>
-                <w:lang w:eastAsia="zh-CN"/>
-              </w:rPr>
-              <w:t>，避免污染</w:t>
-            </w:r>
-            <w:r>
-              <w:rPr>
-                <w:color w:val="212529"/>
-                <w:sz w:val="17"/>
-                <w:lang w:eastAsia="zh-CN"/>
-              </w:rPr>
-              <w:t xml:space="preserve"> Dev </w:t>
-            </w:r>
-            <w:r>
-              <w:rPr>
-                <w:color w:val="212529"/>
-                <w:sz w:val="17"/>
-                <w:lang w:eastAsia="zh-CN"/>
-              </w:rPr>
-              <w:t>验证数据。</w:t>
+              <w:t>除非客户或负责人明确要求，否则不导入 demo data，避免污染 Dev 验证数据。</w:t>
             </w:r>
           </w:p>
         </w:tc>
@@ -1634,17 +973,8 @@
                 <w:color w:val="212529"/>
                 <w:sz w:val="17"/>
               </w:rPr>
-              <w:t xml:space="preserve">Discovery </w:t>
-            </w:r>
-            <w:proofErr w:type="spellStart"/>
-            <w:r>
-              <w:rPr>
-                <w:color w:val="212529"/>
-                <w:sz w:val="17"/>
-              </w:rPr>
-              <w:t>执行</w:t>
-            </w:r>
-            <w:proofErr w:type="spellEnd"/>
+              <w:t>Discovery 执行</w:t>
+            </w:r>
           </w:p>
         </w:tc>
         <w:tc>
@@ -1692,125 +1022,12 @@
             <w:pPr>
               <w:spacing w:after="20" w:line="259" w:lineRule="auto"/>
             </w:pPr>
-            <w:proofErr w:type="spellStart"/>
             <w:r>
               <w:rPr>
                 <w:color w:val="212529"/>
                 <w:sz w:val="17"/>
               </w:rPr>
-              <w:t>先完成网络范围、</w:t>
-            </w:r>
-            <w:r>
-              <w:rPr>
-                <w:color w:val="212529"/>
-                <w:sz w:val="17"/>
-              </w:rPr>
-              <w:t>URL</w:t>
-            </w:r>
-            <w:proofErr w:type="spellEnd"/>
-            <w:r>
-              <w:rPr>
-                <w:color w:val="212529"/>
-                <w:sz w:val="17"/>
-              </w:rPr>
-              <w:t xml:space="preserve"> </w:t>
-            </w:r>
-            <w:proofErr w:type="spellStart"/>
-            <w:r>
-              <w:rPr>
-                <w:color w:val="212529"/>
-                <w:sz w:val="17"/>
-              </w:rPr>
-              <w:t>Filter</w:t>
-            </w:r>
-            <w:r>
-              <w:rPr>
-                <w:color w:val="212529"/>
-                <w:sz w:val="17"/>
-              </w:rPr>
-              <w:t>、</w:t>
-            </w:r>
-            <w:r>
-              <w:rPr>
-                <w:color w:val="212529"/>
-                <w:sz w:val="17"/>
-              </w:rPr>
-              <w:t>MID</w:t>
-            </w:r>
-            <w:proofErr w:type="spellEnd"/>
-            <w:r>
-              <w:rPr>
-                <w:color w:val="212529"/>
-                <w:sz w:val="17"/>
-              </w:rPr>
-              <w:t xml:space="preserve"> </w:t>
-            </w:r>
-            <w:proofErr w:type="spellStart"/>
-            <w:r>
-              <w:rPr>
-                <w:color w:val="212529"/>
-                <w:sz w:val="17"/>
-              </w:rPr>
-              <w:t>Server</w:t>
-            </w:r>
-            <w:r>
-              <w:rPr>
-                <w:color w:val="212529"/>
-                <w:sz w:val="17"/>
-              </w:rPr>
-              <w:t>、</w:t>
-            </w:r>
-            <w:r>
-              <w:rPr>
-                <w:color w:val="212529"/>
-                <w:sz w:val="17"/>
-              </w:rPr>
-              <w:t>Credential</w:t>
-            </w:r>
-            <w:r>
-              <w:rPr>
-                <w:color w:val="212529"/>
-                <w:sz w:val="17"/>
-              </w:rPr>
-              <w:t>、</w:t>
-            </w:r>
-            <w:r>
-              <w:rPr>
-                <w:color w:val="212529"/>
-                <w:sz w:val="17"/>
-              </w:rPr>
-              <w:t>NSG</w:t>
-            </w:r>
-            <w:proofErr w:type="spellEnd"/>
-            <w:r>
-              <w:rPr>
-                <w:color w:val="212529"/>
-                <w:sz w:val="17"/>
-              </w:rPr>
-              <w:t xml:space="preserve">/Firewall </w:t>
-            </w:r>
-            <w:proofErr w:type="spellStart"/>
-            <w:r>
-              <w:rPr>
-                <w:color w:val="212529"/>
-                <w:sz w:val="17"/>
-              </w:rPr>
-              <w:t>等确认后，再执行</w:t>
-            </w:r>
-            <w:proofErr w:type="spellEnd"/>
-            <w:r>
-              <w:rPr>
-                <w:color w:val="212529"/>
-                <w:sz w:val="17"/>
-              </w:rPr>
-              <w:t xml:space="preserve"> Discovery</w:t>
-            </w:r>
-            <w:r>
-              <w:rPr>
-                <w:color w:val="212529"/>
-                <w:sz w:val="17"/>
-              </w:rPr>
-              <w:t>。</w:t>
+              <w:t>先完成网络范围、URL Filter、MID Server、Credential、NSG/Firewall 等确认后，再执行 Discovery。</w:t>
             </w:r>
           </w:p>
         </w:tc>
@@ -1827,15 +1044,7 @@
           <w:color w:val="1F4E79"/>
           <w:sz w:val="30"/>
         </w:rPr>
-        <w:t xml:space="preserve">1. </w:t>
-      </w:r>
-      <w:r>
-        <w:rPr>
-          <w:b/>
-          <w:color w:val="1F4E79"/>
-          <w:sz w:val="30"/>
-        </w:rPr>
-        <w:t>事前准备</w:t>
+        <w:t>1. 事前准备</w:t>
       </w:r>
     </w:p>
     <w:tbl>
@@ -1939,23 +1148,7 @@
                 <w:color w:val="212529"/>
                 <w:sz w:val="17"/>
               </w:rPr>
-              <w:t>操作</w:t>
-            </w:r>
-            <w:r>
-              <w:rPr>
-                <w:b/>
-                <w:color w:val="212529"/>
-                <w:sz w:val="17"/>
-              </w:rPr>
-              <w:t xml:space="preserve"> / </w:t>
-            </w:r>
-            <w:r>
-              <w:rPr>
-                <w:b/>
-                <w:color w:val="212529"/>
-                <w:sz w:val="17"/>
-              </w:rPr>
-              <w:t>记录内容</w:t>
+              <w:t>操作 / 记录内容</w:t>
             </w:r>
           </w:p>
         </w:tc>
@@ -2037,20 +1230,38 @@
                 <w:color w:val="212529"/>
                 <w:sz w:val="17"/>
               </w:rPr>
-              <w:t xml:space="preserve">Dev </w:t>
-            </w:r>
+              <w:t>Dev 实例信息</w:t>
+            </w:r>
+          </w:p>
+        </w:tc>
+        <w:tc>
+          <w:tcPr>
+            <w:tcW w:w="4536" w:type="dxa"/>
+            <w:shd w:val="clear" w:color="auto" w:fill="FFFFFF"/>
+            <w:tcMar>
+              <w:top w:w="90" w:type="dxa"/>
+              <w:left w:w="110" w:type="dxa"/>
+              <w:bottom w:w="90" w:type="dxa"/>
+              <w:right w:w="110" w:type="dxa"/>
+            </w:tcMar>
+            <w:vAlign w:val="center"/>
+          </w:tcPr>
+          <w:p>
+            <w:pPr>
+              <w:spacing w:after="20" w:line="259" w:lineRule="auto"/>
+            </w:pPr>
             <w:r>
               <w:rPr>
                 <w:color w:val="212529"/>
                 <w:sz w:val="17"/>
               </w:rPr>
-              <w:t>实例信息</w:t>
-            </w:r>
-          </w:p>
-        </w:tc>
-        <w:tc>
-          <w:tcPr>
-            <w:tcW w:w="4536" w:type="dxa"/>
+              <w:t>记录 Instance URL、Instance Name、Release family / build、作业日期、操作者账号。</w:t>
+            </w:r>
+          </w:p>
+        </w:tc>
+        <w:tc>
+          <w:tcPr>
+            <w:tcW w:w="2232" w:type="dxa"/>
             <w:shd w:val="clear" w:color="auto" w:fill="FFFFFF"/>
             <w:tcMar>
               <w:top w:w="90" w:type="dxa"/>
@@ -2069,88 +1280,7 @@
                 <w:color w:val="212529"/>
                 <w:sz w:val="17"/>
               </w:rPr>
-              <w:t>记录</w:t>
-            </w:r>
-            <w:r>
-              <w:rPr>
-                <w:color w:val="212529"/>
-                <w:sz w:val="17"/>
-              </w:rPr>
-              <w:t xml:space="preserve"> Instance URL</w:t>
-            </w:r>
-            <w:r>
-              <w:rPr>
-                <w:color w:val="212529"/>
-                <w:sz w:val="17"/>
-              </w:rPr>
-              <w:t>、</w:t>
-            </w:r>
-            <w:r>
-              <w:rPr>
-                <w:color w:val="212529"/>
-                <w:sz w:val="17"/>
-              </w:rPr>
-              <w:t>Instance Name</w:t>
-            </w:r>
-            <w:r>
-              <w:rPr>
-                <w:color w:val="212529"/>
-                <w:sz w:val="17"/>
-              </w:rPr>
-              <w:t>、</w:t>
-            </w:r>
-            <w:r>
-              <w:rPr>
-                <w:color w:val="212529"/>
-                <w:sz w:val="17"/>
-              </w:rPr>
-              <w:t>Release family / build</w:t>
-            </w:r>
-            <w:r>
-              <w:rPr>
-                <w:color w:val="212529"/>
-                <w:sz w:val="17"/>
-              </w:rPr>
-              <w:t>、作业日期、操作者账号。</w:t>
-            </w:r>
-          </w:p>
-        </w:tc>
-        <w:tc>
-          <w:tcPr>
-            <w:tcW w:w="2232" w:type="dxa"/>
-            <w:shd w:val="clear" w:color="auto" w:fill="FFFFFF"/>
-            <w:tcMar>
-              <w:top w:w="90" w:type="dxa"/>
-              <w:left w:w="110" w:type="dxa"/>
-              <w:bottom w:w="90" w:type="dxa"/>
-              <w:right w:w="110" w:type="dxa"/>
-            </w:tcMar>
-            <w:vAlign w:val="center"/>
-          </w:tcPr>
-          <w:p>
-            <w:pPr>
-              <w:spacing w:after="20" w:line="259" w:lineRule="auto"/>
-            </w:pPr>
-            <w:r>
-              <w:rPr>
-                <w:color w:val="212529"/>
-                <w:sz w:val="17"/>
-              </w:rPr>
-              <w:t>实例首页或</w:t>
-            </w:r>
-            <w:r>
-              <w:rPr>
-                <w:color w:val="212529"/>
-                <w:sz w:val="17"/>
-              </w:rPr>
-              <w:t xml:space="preserve"> System Diagnostics </w:t>
-            </w:r>
-            <w:r>
-              <w:rPr>
-                <w:color w:val="212529"/>
-                <w:sz w:val="17"/>
-              </w:rPr>
-              <w:t>相关画面截图。</w:t>
+              <w:t>实例首页或 System Diagnostics 相关画面截图。</w:t>
             </w:r>
           </w:p>
         </w:tc>
@@ -2231,35 +1361,7 @@
                 <w:color w:val="212529"/>
                 <w:sz w:val="17"/>
               </w:rPr>
-              <w:t>确认操作者具备</w:t>
-            </w:r>
-            <w:r>
-              <w:rPr>
-                <w:color w:val="212529"/>
-                <w:sz w:val="17"/>
-              </w:rPr>
-              <w:t xml:space="preserve"> admin </w:t>
-            </w:r>
-            <w:r>
-              <w:rPr>
-                <w:color w:val="212529"/>
-                <w:sz w:val="17"/>
-              </w:rPr>
-              <w:t>或插件安装</w:t>
-            </w:r>
-            <w:r>
-              <w:rPr>
-                <w:color w:val="212529"/>
-                <w:sz w:val="17"/>
-              </w:rPr>
-              <w:t xml:space="preserve"> / Application Manager </w:t>
-            </w:r>
-            <w:r>
-              <w:rPr>
-                <w:color w:val="212529"/>
-                <w:sz w:val="17"/>
-              </w:rPr>
-              <w:t>操作权限。</w:t>
+              <w:t>确认操作者具备 admin 或插件安装 / Application Manager 操作权限。</w:t>
             </w:r>
           </w:p>
         </w:tc>
@@ -2402,23 +1504,7 @@
                 <w:sz w:val="17"/>
                 <w:lang w:eastAsia="zh-CN"/>
               </w:rPr>
-              <w:t>变更票、邮件、</w:t>
-            </w:r>
-            <w:r>
-              <w:rPr>
-                <w:color w:val="212529"/>
-                <w:sz w:val="17"/>
-                <w:lang w:eastAsia="zh-CN"/>
-              </w:rPr>
-              <w:t xml:space="preserve">Teams </w:t>
-            </w:r>
-            <w:r>
-              <w:rPr>
-                <w:color w:val="212529"/>
-                <w:sz w:val="17"/>
-                <w:lang w:eastAsia="zh-CN"/>
-              </w:rPr>
-              <w:t>记录等。</w:t>
+              <w:t>变更票、邮件、Teams 记录等。</w:t>
             </w:r>
           </w:p>
         </w:tc>
@@ -2499,60 +1585,12 @@
                 <w:lang w:eastAsia="zh-CN"/>
               </w:rPr>
             </w:pPr>
-            <w:proofErr w:type="spellStart"/>
             <w:r>
               <w:rPr>
                 <w:color w:val="212529"/>
                 <w:sz w:val="17"/>
               </w:rPr>
-              <w:t>创建并切换到</w:t>
-            </w:r>
-            <w:proofErr w:type="spellEnd"/>
-            <w:r>
-              <w:rPr>
-                <w:color w:val="212529"/>
-                <w:sz w:val="17"/>
-              </w:rPr>
-              <w:t xml:space="preserve"> PoC </w:t>
-            </w:r>
-            <w:proofErr w:type="spellStart"/>
-            <w:r>
-              <w:rPr>
-                <w:color w:val="212529"/>
-                <w:sz w:val="17"/>
-              </w:rPr>
-              <w:t>专用</w:t>
-            </w:r>
-            <w:proofErr w:type="spellEnd"/>
-            <w:r>
-              <w:rPr>
-                <w:color w:val="212529"/>
-                <w:sz w:val="17"/>
-              </w:rPr>
-              <w:t xml:space="preserve"> Update Set</w:t>
-            </w:r>
-            <w:r>
-              <w:rPr>
-                <w:color w:val="212529"/>
-                <w:sz w:val="17"/>
-              </w:rPr>
-              <w:t>。建议名称：</w:t>
-            </w:r>
-            <w:proofErr w:type="spellStart"/>
-            <w:r>
-              <w:rPr>
-                <w:color w:val="212529"/>
-                <w:sz w:val="17"/>
-              </w:rPr>
-              <w:t>US_ServiceNow_Azure_PoC_ITOM_Config_YYYYMMDD</w:t>
-            </w:r>
-            <w:proofErr w:type="spellEnd"/>
-            <w:r>
-              <w:rPr>
-                <w:color w:val="212529"/>
-                <w:sz w:val="17"/>
-              </w:rPr>
-              <w:t>。</w:t>
+              <w:t>创建并切换到 PoC 专用 Update Set。建议名称：US_ServiceNow_Azure_PoC_ITOM_Config_YYYYMMDD。</w:t>
             </w:r>
             <w:r>
               <w:rPr>
@@ -2585,7 +1623,6 @@
             <w:pPr>
               <w:spacing w:after="20" w:line="259" w:lineRule="auto"/>
               <w:rPr>
-                <w:rFonts w:hint="eastAsia"/>
                 <w:lang w:eastAsia="zh-CN"/>
               </w:rPr>
             </w:pPr>
@@ -2612,30 +1649,7 @@
                 <w:color w:val="212529"/>
                 <w:sz w:val="17"/>
               </w:rPr>
-              <w:t xml:space="preserve">Local Update Sets </w:t>
-            </w:r>
-            <w:proofErr w:type="spellStart"/>
-            <w:r>
-              <w:rPr>
-                <w:color w:val="212529"/>
-                <w:sz w:val="17"/>
-              </w:rPr>
-              <w:t>画面和当前</w:t>
-            </w:r>
-            <w:proofErr w:type="spellEnd"/>
-            <w:r>
-              <w:rPr>
-                <w:color w:val="212529"/>
-                <w:sz w:val="17"/>
-              </w:rPr>
-              <w:t xml:space="preserve"> Update Set </w:t>
-            </w:r>
-            <w:r>
-              <w:rPr>
-                <w:color w:val="212529"/>
-                <w:sz w:val="17"/>
-              </w:rPr>
-              <w:t>显示截图。</w:t>
+              <w:t>Local Update Sets 画面和当前 Update Set 显示截图。</w:t>
             </w:r>
           </w:p>
         </w:tc>
@@ -2691,20 +1705,38 @@
                 <w:color w:val="212529"/>
                 <w:sz w:val="17"/>
               </w:rPr>
-              <w:t>当前</w:t>
-            </w:r>
+              <w:t>当前 Scope</w:t>
+            </w:r>
+          </w:p>
+        </w:tc>
+        <w:tc>
+          <w:tcPr>
+            <w:tcW w:w="4536" w:type="dxa"/>
+            <w:shd w:val="clear" w:color="auto" w:fill="FFFFFF"/>
+            <w:tcMar>
+              <w:top w:w="90" w:type="dxa"/>
+              <w:left w:w="110" w:type="dxa"/>
+              <w:bottom w:w="90" w:type="dxa"/>
+              <w:right w:w="110" w:type="dxa"/>
+            </w:tcMar>
+            <w:vAlign w:val="center"/>
+          </w:tcPr>
+          <w:p>
+            <w:pPr>
+              <w:spacing w:after="20" w:line="259" w:lineRule="auto"/>
+            </w:pPr>
             <w:r>
               <w:rPr>
                 <w:color w:val="212529"/>
                 <w:sz w:val="17"/>
               </w:rPr>
-              <w:t xml:space="preserve"> Scope</w:t>
-            </w:r>
-          </w:p>
-        </w:tc>
-        <w:tc>
-          <w:tcPr>
-            <w:tcW w:w="4536" w:type="dxa"/>
+              <w:t>确认当前 Application Scope 维持 Global。</w:t>
+            </w:r>
+          </w:p>
+        </w:tc>
+        <w:tc>
+          <w:tcPr>
+            <w:tcW w:w="2232" w:type="dxa"/>
             <w:shd w:val="clear" w:color="auto" w:fill="FFFFFF"/>
             <w:tcMar>
               <w:top w:w="90" w:type="dxa"/>
@@ -2723,74 +1755,7 @@
                 <w:color w:val="212529"/>
                 <w:sz w:val="17"/>
               </w:rPr>
-              <w:t>确认当前</w:t>
-            </w:r>
-            <w:r>
-              <w:rPr>
-                <w:color w:val="212529"/>
-                <w:sz w:val="17"/>
-              </w:rPr>
-              <w:t xml:space="preserve"> Application Scope </w:t>
-            </w:r>
-            <w:r>
-              <w:rPr>
-                <w:color w:val="212529"/>
-                <w:sz w:val="17"/>
-              </w:rPr>
-              <w:t>维持</w:t>
-            </w:r>
-            <w:r>
-              <w:rPr>
-                <w:color w:val="212529"/>
-                <w:sz w:val="17"/>
-              </w:rPr>
-              <w:t xml:space="preserve"> Global</w:t>
-            </w:r>
-            <w:r>
-              <w:rPr>
-                <w:color w:val="212529"/>
-                <w:sz w:val="17"/>
-              </w:rPr>
-              <w:t>。</w:t>
-            </w:r>
-          </w:p>
-        </w:tc>
-        <w:tc>
-          <w:tcPr>
-            <w:tcW w:w="2232" w:type="dxa"/>
-            <w:shd w:val="clear" w:color="auto" w:fill="FFFFFF"/>
-            <w:tcMar>
-              <w:top w:w="90" w:type="dxa"/>
-              <w:left w:w="110" w:type="dxa"/>
-              <w:bottom w:w="90" w:type="dxa"/>
-              <w:right w:w="110" w:type="dxa"/>
-            </w:tcMar>
-            <w:vAlign w:val="center"/>
-          </w:tcPr>
-          <w:p>
-            <w:pPr>
-              <w:spacing w:after="20" w:line="259" w:lineRule="auto"/>
-            </w:pPr>
-            <w:r>
-              <w:rPr>
-                <w:color w:val="212529"/>
-                <w:sz w:val="17"/>
-              </w:rPr>
-              <w:t>页面右上角</w:t>
-            </w:r>
-            <w:r>
-              <w:rPr>
-                <w:color w:val="212529"/>
-                <w:sz w:val="17"/>
-              </w:rPr>
-              <w:t xml:space="preserve"> Application picker </w:t>
-            </w:r>
-            <w:r>
-              <w:rPr>
-                <w:color w:val="212529"/>
-                <w:sz w:val="17"/>
-              </w:rPr>
-              <w:t>或系统设定画面截图。</w:t>
+              <w:t>页面右上角 Application picker 或系统设定画面截图。</w:t>
             </w:r>
           </w:p>
         </w:tc>
@@ -2875,28 +1840,12 @@
               </w:rPr>
               <w:t>创建证跡目录并统一命名。</w:t>
             </w:r>
-            <w:proofErr w:type="spellStart"/>
             <w:r>
               <w:rPr>
                 <w:color w:val="212529"/>
                 <w:sz w:val="17"/>
               </w:rPr>
-              <w:t>建议：</w:t>
-            </w:r>
-            <w:r>
-              <w:rPr>
-                <w:color w:val="212529"/>
-                <w:sz w:val="17"/>
-              </w:rPr>
-              <w:t>PoC_Plugin_Install_Evidence_YYYYMMDD</w:t>
-            </w:r>
-            <w:proofErr w:type="spellEnd"/>
-            <w:r>
-              <w:rPr>
-                <w:color w:val="212529"/>
-                <w:sz w:val="17"/>
-              </w:rPr>
-              <w:t>。</w:t>
+              <w:t>建议：PoC_Plugin_Install_Evidence_YYYYMMDD。</w:t>
             </w:r>
           </w:p>
         </w:tc>
@@ -2990,15 +1939,24 @@
                 <w:sz w:val="19"/>
                 <w:lang w:eastAsia="zh-CN"/>
               </w:rPr>
-              <w:t>01_</w:t>
-            </w:r>
+              <w:t>01_事前確認</w:t>
+            </w:r>
+          </w:p>
+          <w:p>
+            <w:pPr>
+              <w:spacing w:after="40"/>
+              <w:ind w:left="173"/>
+              <w:rPr>
+                <w:lang w:eastAsia="zh-CN"/>
+              </w:rPr>
+            </w:pPr>
             <w:r>
               <w:rPr>
                 <w:color w:val="212529"/>
                 <w:sz w:val="19"/>
                 <w:lang w:eastAsia="zh-CN"/>
               </w:rPr>
-              <w:t>事前確認</w:t>
+              <w:t>02_插件安装前状态</w:t>
             </w:r>
           </w:p>
           <w:p>
@@ -3015,15 +1973,24 @@
                 <w:sz w:val="19"/>
                 <w:lang w:eastAsia="zh-CN"/>
               </w:rPr>
-              <w:t>02_</w:t>
-            </w:r>
+              <w:t>03_安装过程</w:t>
+            </w:r>
+          </w:p>
+          <w:p>
+            <w:pPr>
+              <w:spacing w:after="40"/>
+              <w:ind w:left="173"/>
+              <w:rPr>
+                <w:lang w:eastAsia="zh-CN"/>
+              </w:rPr>
+            </w:pPr>
             <w:r>
               <w:rPr>
                 <w:color w:val="212529"/>
                 <w:sz w:val="19"/>
                 <w:lang w:eastAsia="zh-CN"/>
               </w:rPr>
-              <w:t>插件安装前状态</w:t>
+              <w:t>04_安装后确认</w:t>
             </w:r>
           </w:p>
           <w:p>
@@ -3040,85 +2007,20 @@
                 <w:sz w:val="19"/>
                 <w:lang w:eastAsia="zh-CN"/>
               </w:rPr>
-              <w:t>03_</w:t>
-            </w:r>
-            <w:r>
-              <w:rPr>
-                <w:color w:val="212529"/>
-                <w:sz w:val="19"/>
-                <w:lang w:eastAsia="zh-CN"/>
-              </w:rPr>
-              <w:t>安装过程</w:t>
+              <w:t>05_NowSupport申请记录</w:t>
             </w:r>
           </w:p>
           <w:p>
             <w:pPr>
               <w:spacing w:after="40"/>
               <w:ind w:left="173"/>
-              <w:rPr>
-                <w:lang w:eastAsia="zh-CN"/>
-              </w:rPr>
             </w:pPr>
             <w:r>
               <w:rPr>
                 <w:color w:val="212529"/>
                 <w:sz w:val="19"/>
-                <w:lang w:eastAsia="zh-CN"/>
-              </w:rPr>
-              <w:t>04_</w:t>
-            </w:r>
-            <w:r>
-              <w:rPr>
-                <w:color w:val="212529"/>
-                <w:sz w:val="19"/>
-                <w:lang w:eastAsia="zh-CN"/>
-              </w:rPr>
-              <w:t>安装后确认</w:t>
-            </w:r>
-          </w:p>
-          <w:p>
-            <w:pPr>
-              <w:spacing w:after="40"/>
-              <w:ind w:left="173"/>
-              <w:rPr>
-                <w:lang w:eastAsia="zh-CN"/>
-              </w:rPr>
-            </w:pPr>
-            <w:r>
-              <w:rPr>
-                <w:color w:val="212529"/>
-                <w:sz w:val="19"/>
-                <w:lang w:eastAsia="zh-CN"/>
-              </w:rPr>
-              <w:t>05_NowSupport</w:t>
-            </w:r>
-            <w:r>
-              <w:rPr>
-                <w:color w:val="212529"/>
-                <w:sz w:val="19"/>
-                <w:lang w:eastAsia="zh-CN"/>
-              </w:rPr>
-              <w:t>申请记录</w:t>
-            </w:r>
-          </w:p>
-          <w:p>
-            <w:pPr>
-              <w:spacing w:after="40"/>
-              <w:ind w:left="173"/>
-            </w:pPr>
-            <w:r>
-              <w:rPr>
-                <w:color w:val="212529"/>
-                <w:sz w:val="19"/>
-              </w:rPr>
-              <w:t>06_</w:t>
-            </w:r>
-            <w:r>
-              <w:rPr>
-                <w:color w:val="212529"/>
-                <w:sz w:val="19"/>
-              </w:rPr>
-              <w:t>异常与补充说明</w:t>
+              </w:rPr>
+              <w:t>06_异常与补充说明</w:t>
             </w:r>
           </w:p>
         </w:tc>
@@ -3139,34 +2041,7 @@
           <w:sz w:val="30"/>
           <w:lang w:eastAsia="zh-CN"/>
         </w:rPr>
-        <w:t xml:space="preserve">2. </w:t>
-      </w:r>
-      <w:r>
-        <w:rPr>
-          <w:b/>
-          <w:color w:val="1F4E79"/>
-          <w:sz w:val="30"/>
-          <w:lang w:eastAsia="zh-CN"/>
-        </w:rPr>
-        <w:t>需要确认的插件</w:t>
-      </w:r>
-      <w:r>
-        <w:rPr>
-          <w:b/>
-          <w:color w:val="1F4E79"/>
-          <w:sz w:val="30"/>
-          <w:lang w:eastAsia="zh-CN"/>
-        </w:rPr>
-        <w:t xml:space="preserve"> / </w:t>
-      </w:r>
-      <w:r>
-        <w:rPr>
-          <w:b/>
-          <w:color w:val="1F4E79"/>
-          <w:sz w:val="30"/>
-          <w:lang w:eastAsia="zh-CN"/>
-        </w:rPr>
-        <w:t>应用清单</w:t>
+        <w:t>2. 需要确认的插件 / 应用清单</w:t>
       </w:r>
     </w:p>
     <w:p>
@@ -3181,77 +2056,7 @@
           <w:color w:val="212529"/>
           <w:lang w:eastAsia="zh-CN"/>
         </w:rPr>
-        <w:t>下表为本次</w:t>
-      </w:r>
-      <w:r>
-        <w:rPr>
-          <w:color w:val="212529"/>
-          <w:lang w:eastAsia="zh-CN"/>
-        </w:rPr>
-        <w:t xml:space="preserve"> PoC </w:t>
-      </w:r>
-      <w:r>
-        <w:rPr>
-          <w:color w:val="212529"/>
-          <w:lang w:eastAsia="zh-CN"/>
-        </w:rPr>
-        <w:t>的确认候补。实际显示名、</w:t>
-      </w:r>
-      <w:r>
-        <w:rPr>
-          <w:color w:val="212529"/>
-          <w:lang w:eastAsia="zh-CN"/>
-        </w:rPr>
-        <w:t>ID</w:t>
-      </w:r>
-      <w:r>
-        <w:rPr>
-          <w:color w:val="212529"/>
-          <w:lang w:eastAsia="zh-CN"/>
-        </w:rPr>
-        <w:t>、版本、依赖关系以</w:t>
-      </w:r>
-      <w:r>
-        <w:rPr>
-          <w:color w:val="212529"/>
-          <w:lang w:eastAsia="zh-CN"/>
-        </w:rPr>
-        <w:t xml:space="preserve"> Dev </w:t>
-      </w:r>
-      <w:r>
-        <w:rPr>
-          <w:color w:val="212529"/>
-          <w:lang w:eastAsia="zh-CN"/>
-        </w:rPr>
-        <w:t>实例的</w:t>
-      </w:r>
-      <w:r>
-        <w:rPr>
-          <w:color w:val="212529"/>
-          <w:lang w:eastAsia="zh-CN"/>
-        </w:rPr>
-        <w:t xml:space="preserve"> Application Manager / Store / Installation Details </w:t>
-      </w:r>
-      <w:r>
-        <w:rPr>
-          <w:color w:val="212529"/>
-          <w:lang w:eastAsia="zh-CN"/>
-        </w:rPr>
-        <w:t>为准。若找不到或按钮不可用，不要强行处理，按第</w:t>
-      </w:r>
-      <w:r>
-        <w:rPr>
-          <w:color w:val="212529"/>
-          <w:lang w:eastAsia="zh-CN"/>
-        </w:rPr>
-        <w:t xml:space="preserve"> 5 </w:t>
-      </w:r>
-      <w:r>
-        <w:rPr>
-          <w:color w:val="212529"/>
-          <w:lang w:eastAsia="zh-CN"/>
-        </w:rPr>
-        <w:t>章走申请流程。</w:t>
+        <w:t>下表为本次 PoC 的确认候补。实际显示名、ID、版本、依赖关系以 Dev 实例的 Application Manager / Store / Installation Details 为准。若找不到或按钮不可用，不要强行处理，按第 5 章走申请流程。</w:t>
       </w:r>
     </w:p>
     <w:tbl>
@@ -3298,7 +2103,6 @@
             <w:pPr>
               <w:spacing w:line="252" w:lineRule="auto"/>
             </w:pPr>
-            <w:proofErr w:type="spellStart"/>
             <w:r>
               <w:rPr>
                 <w:b/>
@@ -3307,7 +2111,6 @@
               </w:rPr>
               <w:t>优先级</w:t>
             </w:r>
-            <w:proofErr w:type="spellEnd"/>
           </w:p>
         </w:tc>
         <w:tc>
@@ -3332,23 +2135,7 @@
                 <w:color w:val="212529"/>
                 <w:sz w:val="15"/>
               </w:rPr>
-              <w:t>显示名</w:t>
-            </w:r>
-            <w:r>
-              <w:rPr>
-                <w:b/>
-                <w:color w:val="212529"/>
-                <w:sz w:val="15"/>
-              </w:rPr>
-              <w:t xml:space="preserve"> / Plugin ID </w:t>
-            </w:r>
-            <w:r>
-              <w:rPr>
-                <w:b/>
-                <w:color w:val="212529"/>
-                <w:sz w:val="15"/>
-              </w:rPr>
-              <w:t>候补</w:t>
+              <w:t>显示名 / Plugin ID 候补</w:t>
             </w:r>
           </w:p>
         </w:tc>
@@ -3507,42 +2294,7 @@
                 <w:color w:val="212529"/>
                 <w:sz w:val="15"/>
               </w:rPr>
-              <w:t>IP Range Discovery</w:t>
-            </w:r>
-            <w:r>
-              <w:rPr>
-                <w:color w:val="212529"/>
-                <w:sz w:val="15"/>
-              </w:rPr>
-              <w:t>、</w:t>
-            </w:r>
-            <w:r>
-              <w:rPr>
-                <w:color w:val="212529"/>
-                <w:sz w:val="15"/>
-              </w:rPr>
-              <w:t>Windows / Linux</w:t>
-            </w:r>
-            <w:r>
-              <w:rPr>
-                <w:color w:val="212529"/>
-                <w:sz w:val="15"/>
-              </w:rPr>
-              <w:t>、</w:t>
-            </w:r>
-            <w:r>
-              <w:rPr>
-                <w:color w:val="212529"/>
-                <w:sz w:val="15"/>
-              </w:rPr>
-              <w:t xml:space="preserve">Network Device Discovery </w:t>
-            </w:r>
-            <w:r>
-              <w:rPr>
-                <w:color w:val="212529"/>
-                <w:sz w:val="15"/>
-              </w:rPr>
-              <w:t>的基础。</w:t>
+              <w:t>IP Range Discovery、Windows / Linux、Network Device Discovery 的基础。</w:t>
             </w:r>
           </w:p>
         </w:tc>
@@ -3622,7 +2374,6 @@
             <w:pPr>
               <w:spacing w:after="20" w:line="259" w:lineRule="auto"/>
             </w:pPr>
-            <w:proofErr w:type="spellStart"/>
             <w:r>
               <w:rPr>
                 <w:color w:val="212529"/>
@@ -3630,7 +2381,6 @@
               </w:rPr>
               <w:t>必须</w:t>
             </w:r>
-            <w:proofErr w:type="spellEnd"/>
           </w:p>
         </w:tc>
         <w:tc>
@@ -3679,20 +2429,38 @@
                 <w:color w:val="212529"/>
                 <w:sz w:val="15"/>
               </w:rPr>
-              <w:t xml:space="preserve">Discovery / Service Mapping Pattern </w:t>
-            </w:r>
+              <w:t>Discovery / Service Mapping Pattern 内容。</w:t>
+            </w:r>
+          </w:p>
+        </w:tc>
+        <w:tc>
+          <w:tcPr>
+            <w:tcW w:w="1512" w:type="dxa"/>
+            <w:shd w:val="clear" w:color="auto" w:fill="FFFFFF"/>
+            <w:tcMar>
+              <w:top w:w="90" w:type="dxa"/>
+              <w:left w:w="110" w:type="dxa"/>
+              <w:bottom w:w="90" w:type="dxa"/>
+              <w:right w:w="110" w:type="dxa"/>
+            </w:tcMar>
+            <w:vAlign w:val="center"/>
+          </w:tcPr>
+          <w:p>
+            <w:pPr>
+              <w:spacing w:after="20" w:line="259" w:lineRule="auto"/>
+            </w:pPr>
             <w:r>
               <w:rPr>
                 <w:color w:val="212529"/>
                 <w:sz w:val="15"/>
               </w:rPr>
-              <w:t>内容。</w:t>
-            </w:r>
-          </w:p>
-        </w:tc>
-        <w:tc>
-          <w:tcPr>
-            <w:tcW w:w="1512" w:type="dxa"/>
+              <w:t>必须确认版本。</w:t>
+            </w:r>
+          </w:p>
+        </w:tc>
+        <w:tc>
+          <w:tcPr>
+            <w:tcW w:w="1584" w:type="dxa"/>
             <w:shd w:val="clear" w:color="auto" w:fill="FFFFFF"/>
             <w:tcMar>
               <w:top w:w="90" w:type="dxa"/>
@@ -3711,53 +2479,7 @@
                 <w:color w:val="212529"/>
                 <w:sz w:val="15"/>
               </w:rPr>
-              <w:t>必须确认版本。</w:t>
-            </w:r>
-          </w:p>
-        </w:tc>
-        <w:tc>
-          <w:tcPr>
-            <w:tcW w:w="1584" w:type="dxa"/>
-            <w:shd w:val="clear" w:color="auto" w:fill="FFFFFF"/>
-            <w:tcMar>
-              <w:top w:w="90" w:type="dxa"/>
-              <w:left w:w="110" w:type="dxa"/>
-              <w:bottom w:w="90" w:type="dxa"/>
-              <w:right w:w="110" w:type="dxa"/>
-            </w:tcMar>
-            <w:vAlign w:val="center"/>
-          </w:tcPr>
-          <w:p>
-            <w:pPr>
-              <w:spacing w:after="20" w:line="259" w:lineRule="auto"/>
-            </w:pPr>
-            <w:r>
-              <w:rPr>
-                <w:color w:val="212529"/>
-                <w:sz w:val="15"/>
-              </w:rPr>
-              <w:t>Installed version</w:t>
-            </w:r>
-            <w:r>
-              <w:rPr>
-                <w:color w:val="212529"/>
-                <w:sz w:val="15"/>
-              </w:rPr>
-              <w:t>、是否有</w:t>
-            </w:r>
-            <w:r>
-              <w:rPr>
-                <w:color w:val="212529"/>
-                <w:sz w:val="15"/>
-              </w:rPr>
-              <w:t xml:space="preserve"> update</w:t>
-            </w:r>
-            <w:r>
-              <w:rPr>
-                <w:color w:val="212529"/>
-                <w:sz w:val="15"/>
-              </w:rPr>
-              <w:t>。</w:t>
+              <w:t>Installed version、是否有 update。</w:t>
             </w:r>
           </w:p>
         </w:tc>
@@ -3838,60 +2560,32 @@
                 <w:color w:val="212529"/>
                 <w:sz w:val="15"/>
               </w:rPr>
-              <w:t>Top-down / Pattern-based Mapping</w:t>
-            </w:r>
+              <w:t>Top-down / Pattern-based Mapping、Application Service 相关验证。</w:t>
+            </w:r>
+          </w:p>
+        </w:tc>
+        <w:tc>
+          <w:tcPr>
+            <w:tcW w:w="1512" w:type="dxa"/>
+            <w:shd w:val="clear" w:color="auto" w:fill="FFFFFF"/>
+            <w:tcMar>
+              <w:top w:w="90" w:type="dxa"/>
+              <w:left w:w="110" w:type="dxa"/>
+              <w:bottom w:w="90" w:type="dxa"/>
+              <w:right w:w="110" w:type="dxa"/>
+            </w:tcMar>
+            <w:vAlign w:val="center"/>
+          </w:tcPr>
+          <w:p>
+            <w:pPr>
+              <w:spacing w:after="20" w:line="259" w:lineRule="auto"/>
+            </w:pPr>
             <w:r>
               <w:rPr>
                 <w:color w:val="212529"/>
                 <w:sz w:val="15"/>
               </w:rPr>
-              <w:t>、</w:t>
-            </w:r>
-            <w:r>
-              <w:rPr>
-                <w:color w:val="212529"/>
-                <w:sz w:val="15"/>
-              </w:rPr>
-              <w:t xml:space="preserve">Application Service </w:t>
-            </w:r>
-            <w:r>
-              <w:rPr>
-                <w:color w:val="212529"/>
-                <w:sz w:val="15"/>
-              </w:rPr>
-              <w:t>相关验证。</w:t>
-            </w:r>
-          </w:p>
-        </w:tc>
-        <w:tc>
-          <w:tcPr>
-            <w:tcW w:w="1512" w:type="dxa"/>
-            <w:shd w:val="clear" w:color="auto" w:fill="FFFFFF"/>
-            <w:tcMar>
-              <w:top w:w="90" w:type="dxa"/>
-              <w:left w:w="110" w:type="dxa"/>
-              <w:bottom w:w="90" w:type="dxa"/>
-              <w:right w:w="110" w:type="dxa"/>
-            </w:tcMar>
-            <w:vAlign w:val="center"/>
-          </w:tcPr>
-          <w:p>
-            <w:pPr>
-              <w:spacing w:after="20" w:line="259" w:lineRule="auto"/>
-            </w:pPr>
-            <w:r>
-              <w:rPr>
-                <w:color w:val="212529"/>
-                <w:sz w:val="15"/>
-              </w:rPr>
-              <w:t xml:space="preserve">5.8 / 5.9 </w:t>
-            </w:r>
-            <w:r>
-              <w:rPr>
-                <w:color w:val="212529"/>
-                <w:sz w:val="15"/>
-              </w:rPr>
-              <w:t>验证需要。</w:t>
+              <w:t>5.8 / 5.9 验证需要。</w:t>
             </w:r>
           </w:p>
         </w:tc>
@@ -3946,7 +2640,6 @@
             <w:pPr>
               <w:spacing w:after="20" w:line="259" w:lineRule="auto"/>
             </w:pPr>
-            <w:proofErr w:type="spellStart"/>
             <w:r>
               <w:rPr>
                 <w:color w:val="212529"/>
@@ -3954,7 +2647,6 @@
               </w:rPr>
               <w:t>强建议</w:t>
             </w:r>
-            <w:proofErr w:type="spellEnd"/>
           </w:p>
         </w:tc>
         <w:tc>
@@ -4003,14 +2695,7 @@
                 <w:color w:val="212529"/>
                 <w:sz w:val="15"/>
               </w:rPr>
-              <w:t xml:space="preserve">Discovery </w:t>
-            </w:r>
-            <w:r>
-              <w:rPr>
-                <w:color w:val="212529"/>
-                <w:sz w:val="15"/>
-              </w:rPr>
-              <w:t>管理、状态确认、错误调查。</w:t>
+              <w:t>Discovery 管理、状态确认、错误调查。</w:t>
             </w:r>
           </w:p>
         </w:tc>
@@ -4059,28 +2744,12 @@
             <w:pPr>
               <w:spacing w:after="20" w:line="259" w:lineRule="auto"/>
             </w:pPr>
-            <w:proofErr w:type="spellStart"/>
             <w:r>
               <w:rPr>
                 <w:color w:val="212529"/>
                 <w:sz w:val="15"/>
               </w:rPr>
-              <w:t>是否可打开</w:t>
-            </w:r>
-            <w:proofErr w:type="spellEnd"/>
-            <w:r>
-              <w:rPr>
-                <w:color w:val="212529"/>
-                <w:sz w:val="15"/>
-              </w:rPr>
-              <w:t xml:space="preserve"> Workspace</w:t>
-            </w:r>
-            <w:r>
-              <w:rPr>
-                <w:color w:val="212529"/>
-                <w:sz w:val="15"/>
-              </w:rPr>
-              <w:t>。</w:t>
+              <w:t>是否可打开 Workspace。</w:t>
             </w:r>
           </w:p>
         </w:tc>
@@ -4161,28 +2830,7 @@
                 <w:color w:val="212529"/>
                 <w:sz w:val="15"/>
               </w:rPr>
-              <w:t xml:space="preserve">Discovery Admin Workspace </w:t>
-            </w:r>
-            <w:r>
-              <w:rPr>
-                <w:color w:val="212529"/>
-                <w:sz w:val="15"/>
-              </w:rPr>
-              <w:t>及</w:t>
-            </w:r>
-            <w:r>
-              <w:rPr>
-                <w:color w:val="212529"/>
-                <w:sz w:val="15"/>
-              </w:rPr>
-              <w:t xml:space="preserve"> ITOM Visibility </w:t>
-            </w:r>
-            <w:r>
-              <w:rPr>
-                <w:color w:val="212529"/>
-                <w:sz w:val="15"/>
-              </w:rPr>
-              <w:t>相关内容。</w:t>
+              <w:t>Discovery Admin Workspace 及 ITOM Visibility 相关内容。</w:t>
             </w:r>
           </w:p>
         </w:tc>
@@ -4313,14 +2961,7 @@
                 <w:color w:val="212529"/>
                 <w:sz w:val="15"/>
               </w:rPr>
-              <w:t xml:space="preserve">CMDB / CI / CSDM </w:t>
-            </w:r>
-            <w:r>
-              <w:rPr>
-                <w:color w:val="212529"/>
-                <w:sz w:val="15"/>
-              </w:rPr>
-              <w:t>结果确认。</w:t>
+              <w:t>CMDB / CI / CSDM 结果确认。</w:t>
             </w:r>
           </w:p>
         </w:tc>
@@ -4400,7 +3041,6 @@
             <w:pPr>
               <w:spacing w:after="20" w:line="259" w:lineRule="auto"/>
             </w:pPr>
-            <w:proofErr w:type="spellStart"/>
             <w:r>
               <w:rPr>
                 <w:color w:val="212529"/>
@@ -4409,7 +3049,6 @@
               <w:lastRenderedPageBreak/>
               <w:t>条件必须</w:t>
             </w:r>
-            <w:proofErr w:type="spellEnd"/>
           </w:p>
         </w:tc>
         <w:tc>
@@ -4458,14 +3097,7 @@
                 <w:color w:val="212529"/>
                 <w:sz w:val="15"/>
               </w:rPr>
-              <w:t xml:space="preserve">ACC Agent </w:t>
-            </w:r>
-            <w:r>
-              <w:rPr>
-                <w:color w:val="212529"/>
-                <w:sz w:val="15"/>
-              </w:rPr>
-              <w:t>基础框架。</w:t>
+              <w:t>ACC Agent 基础框架。</w:t>
             </w:r>
           </w:p>
         </w:tc>
@@ -4494,23 +3126,7 @@
                 <w:sz w:val="15"/>
                 <w:lang w:eastAsia="zh-CN"/>
               </w:rPr>
-              <w:t>如果做</w:t>
-            </w:r>
-            <w:r>
-              <w:rPr>
-                <w:color w:val="212529"/>
-                <w:sz w:val="15"/>
-                <w:lang w:eastAsia="zh-CN"/>
-              </w:rPr>
-              <w:t xml:space="preserve"> ACC </w:t>
-            </w:r>
-            <w:r>
-              <w:rPr>
-                <w:color w:val="212529"/>
-                <w:sz w:val="15"/>
-                <w:lang w:eastAsia="zh-CN"/>
-              </w:rPr>
-              <w:t>验证则必须。</w:t>
+              <w:t>如果做 ACC 验证则必须。</w:t>
             </w:r>
           </w:p>
         </w:tc>
@@ -4565,7 +3181,6 @@
             <w:pPr>
               <w:spacing w:after="20" w:line="259" w:lineRule="auto"/>
             </w:pPr>
-            <w:proofErr w:type="spellStart"/>
             <w:r>
               <w:rPr>
                 <w:color w:val="212529"/>
@@ -4573,7 +3188,6 @@
               </w:rPr>
               <w:t>条件必须</w:t>
             </w:r>
-            <w:proofErr w:type="spellEnd"/>
           </w:p>
         </w:tc>
         <w:tc>
@@ -4622,14 +3236,7 @@
                 <w:color w:val="212529"/>
                 <w:sz w:val="15"/>
               </w:rPr>
-              <w:t xml:space="preserve">ACC Inventory / Visibility </w:t>
-            </w:r>
-            <w:r>
-              <w:rPr>
-                <w:color w:val="212529"/>
-                <w:sz w:val="15"/>
-              </w:rPr>
-              <w:t>相关验证。</w:t>
+              <w:t>ACC Inventory / Visibility 相关验证。</w:t>
             </w:r>
           </w:p>
         </w:tc>
@@ -4658,23 +3265,7 @@
                 <w:sz w:val="15"/>
                 <w:lang w:eastAsia="zh-CN"/>
               </w:rPr>
-              <w:t>如果做</w:t>
-            </w:r>
-            <w:r>
-              <w:rPr>
-                <w:color w:val="212529"/>
-                <w:sz w:val="15"/>
-                <w:lang w:eastAsia="zh-CN"/>
-              </w:rPr>
-              <w:t xml:space="preserve"> ACC </w:t>
-            </w:r>
-            <w:r>
-              <w:rPr>
-                <w:color w:val="212529"/>
-                <w:sz w:val="15"/>
-                <w:lang w:eastAsia="zh-CN"/>
-              </w:rPr>
-              <w:t>取得项验证则必须。</w:t>
+              <w:t>如果做 ACC 取得项验证则必须。</w:t>
             </w:r>
           </w:p>
         </w:tc>
@@ -4729,7 +3320,6 @@
             <w:pPr>
               <w:spacing w:after="20" w:line="259" w:lineRule="auto"/>
             </w:pPr>
-            <w:proofErr w:type="spellStart"/>
             <w:r>
               <w:rPr>
                 <w:color w:val="212529"/>
@@ -4737,7 +3327,6 @@
               </w:rPr>
               <w:t>确认项</w:t>
             </w:r>
-            <w:proofErr w:type="spellEnd"/>
           </w:p>
         </w:tc>
         <w:tc>
@@ -4786,53 +3375,32 @@
                 <w:color w:val="212529"/>
                 <w:sz w:val="15"/>
               </w:rPr>
-              <w:t xml:space="preserve">Credential-less Discovery / Nmap </w:t>
-            </w:r>
+              <w:t>Credential-less Discovery / Nmap 相关。</w:t>
+            </w:r>
+          </w:p>
+        </w:tc>
+        <w:tc>
+          <w:tcPr>
+            <w:tcW w:w="1512" w:type="dxa"/>
+            <w:shd w:val="clear" w:color="auto" w:fill="FFFFFF"/>
+            <w:tcMar>
+              <w:top w:w="90" w:type="dxa"/>
+              <w:left w:w="110" w:type="dxa"/>
+              <w:bottom w:w="90" w:type="dxa"/>
+              <w:right w:w="110" w:type="dxa"/>
+            </w:tcMar>
+            <w:vAlign w:val="center"/>
+          </w:tcPr>
+          <w:p>
+            <w:pPr>
+              <w:spacing w:after="20" w:line="259" w:lineRule="auto"/>
+            </w:pPr>
             <w:r>
               <w:rPr>
                 <w:color w:val="212529"/>
                 <w:sz w:val="15"/>
               </w:rPr>
-              <w:t>相关。</w:t>
-            </w:r>
-          </w:p>
-        </w:tc>
-        <w:tc>
-          <w:tcPr>
-            <w:tcW w:w="1512" w:type="dxa"/>
-            <w:shd w:val="clear" w:color="auto" w:fill="FFFFFF"/>
-            <w:tcMar>
-              <w:top w:w="90" w:type="dxa"/>
-              <w:left w:w="110" w:type="dxa"/>
-              <w:bottom w:w="90" w:type="dxa"/>
-              <w:right w:w="110" w:type="dxa"/>
-            </w:tcMar>
-            <w:vAlign w:val="center"/>
-          </w:tcPr>
-          <w:p>
-            <w:pPr>
-              <w:spacing w:after="20" w:line="259" w:lineRule="auto"/>
-            </w:pPr>
-            <w:r>
-              <w:rPr>
-                <w:color w:val="212529"/>
-                <w:sz w:val="15"/>
-              </w:rPr>
-              <w:t>通常随</w:t>
-            </w:r>
-            <w:r>
-              <w:rPr>
-                <w:color w:val="212529"/>
-                <w:sz w:val="15"/>
-              </w:rPr>
-              <w:t xml:space="preserve"> Discovery / Service Mapping </w:t>
-            </w:r>
-            <w:r>
-              <w:rPr>
-                <w:color w:val="212529"/>
-                <w:sz w:val="15"/>
-              </w:rPr>
-              <w:t>相关安装激活，仍需确认。</w:t>
+              <w:t>通常随 Discovery / Service Mapping 相关安装激活，仍需确认。</w:t>
             </w:r>
           </w:p>
         </w:tc>
@@ -4884,18 +3452,8 @@
           <w:color w:val="1F4E79"/>
           <w:sz w:val="30"/>
         </w:rPr>
-        <w:t xml:space="preserve">3. Dev </w:t>
+        <w:t>3. Dev 环境操作手顺</w:t>
       </w:r>
-      <w:proofErr w:type="spellStart"/>
-      <w:r>
-        <w:rPr>
-          <w:b/>
-          <w:color w:val="1F4E79"/>
-          <w:sz w:val="30"/>
-        </w:rPr>
-        <w:t>环境操作手顺</w:t>
-      </w:r>
-      <w:proofErr w:type="spellEnd"/>
     </w:p>
     <w:tbl>
       <w:tblPr>
@@ -5104,193 +3662,142 @@
                 <w:sz w:val="16"/>
               </w:rPr>
             </w:pPr>
-            <w:proofErr w:type="spellStart"/>
             <w:r>
               <w:rPr>
                 <w:color w:val="212529"/>
                 <w:sz w:val="16"/>
               </w:rPr>
-              <w:t>创建</w:t>
-            </w:r>
-            <w:proofErr w:type="spellEnd"/>
-            <w:r>
+              <w:t>创建 PoC_Plugin_Install_Evidence_YYYYMMDD 目录，并创建子目录。</w:t>
+            </w:r>
+          </w:p>
+          <w:p>
+            <w:pPr>
+              <w:spacing w:after="20" w:line="259" w:lineRule="auto"/>
               <w:rPr>
                 <w:color w:val="212529"/>
                 <w:sz w:val="16"/>
               </w:rPr>
-              <w:t xml:space="preserve"> </w:t>
-            </w:r>
-            <w:proofErr w:type="spellStart"/>
+            </w:pPr>
             <w:r>
               <w:rPr>
                 <w:color w:val="212529"/>
                 <w:sz w:val="16"/>
               </w:rPr>
-              <w:t>PoC_Plugin_Install_Evidence_YYYYMMDD</w:t>
-            </w:r>
-            <w:proofErr w:type="spellEnd"/>
-            <w:r>
+              <w:t>01_事前確認</w:t>
+            </w:r>
+          </w:p>
+          <w:p>
+            <w:pPr>
+              <w:spacing w:after="20" w:line="259" w:lineRule="auto"/>
               <w:rPr>
                 <w:color w:val="212529"/>
                 <w:sz w:val="16"/>
               </w:rPr>
-              <w:t xml:space="preserve"> </w:t>
-            </w:r>
-            <w:proofErr w:type="spellStart"/>
+            </w:pPr>
             <w:r>
               <w:rPr>
                 <w:color w:val="212529"/>
                 <w:sz w:val="16"/>
               </w:rPr>
-              <w:t>目录，并创建子目录</w:t>
-            </w:r>
-            <w:proofErr w:type="spellEnd"/>
-            <w:r>
+              <w:t>02_插件安装前状态</w:t>
+            </w:r>
+          </w:p>
+          <w:p>
+            <w:pPr>
+              <w:spacing w:after="20" w:line="259" w:lineRule="auto"/>
               <w:rPr>
                 <w:color w:val="212529"/>
                 <w:sz w:val="16"/>
               </w:rPr>
-              <w:t>。</w:t>
-            </w:r>
-          </w:p>
-          <w:p>
-            <w:pPr>
-              <w:spacing w:after="20" w:line="259" w:lineRule="auto"/>
+            </w:pPr>
+            <w:r>
               <w:rPr>
                 <w:color w:val="212529"/>
                 <w:sz w:val="16"/>
               </w:rPr>
-            </w:pPr>
-            <w:r>
+              <w:t>03_安装过程</w:t>
+            </w:r>
+          </w:p>
+          <w:p>
+            <w:pPr>
+              <w:spacing w:after="20" w:line="259" w:lineRule="auto"/>
               <w:rPr>
                 <w:color w:val="212529"/>
                 <w:sz w:val="16"/>
               </w:rPr>
-              <w:t>01_事前確認</w:t>
-            </w:r>
-          </w:p>
-          <w:p>
-            <w:pPr>
-              <w:spacing w:after="20" w:line="259" w:lineRule="auto"/>
+            </w:pPr>
+            <w:r>
               <w:rPr>
                 <w:color w:val="212529"/>
                 <w:sz w:val="16"/>
               </w:rPr>
-            </w:pPr>
-            <w:r>
+              <w:t>04_安装后确认</w:t>
+            </w:r>
+          </w:p>
+          <w:p>
+            <w:pPr>
+              <w:spacing w:after="20" w:line="259" w:lineRule="auto"/>
               <w:rPr>
                 <w:color w:val="212529"/>
                 <w:sz w:val="16"/>
               </w:rPr>
-              <w:t>02_插件安装前状态</w:t>
-            </w:r>
-          </w:p>
-          <w:p>
-            <w:pPr>
-              <w:spacing w:after="20" w:line="259" w:lineRule="auto"/>
+            </w:pPr>
+            <w:r>
               <w:rPr>
                 <w:color w:val="212529"/>
                 <w:sz w:val="16"/>
               </w:rPr>
-            </w:pPr>
-            <w:r>
+              <w:t>05_NowSupport申请记录</w:t>
+            </w:r>
+          </w:p>
+          <w:p>
+            <w:pPr>
+              <w:spacing w:after="20" w:line="259" w:lineRule="auto"/>
               <w:rPr>
                 <w:color w:val="212529"/>
                 <w:sz w:val="16"/>
               </w:rPr>
-              <w:t>03_安装过程</w:t>
-            </w:r>
-          </w:p>
-          <w:p>
-            <w:pPr>
-              <w:spacing w:after="20" w:line="259" w:lineRule="auto"/>
+            </w:pPr>
+            <w:r>
               <w:rPr>
                 <w:color w:val="212529"/>
                 <w:sz w:val="16"/>
               </w:rPr>
-            </w:pPr>
-            <w:r>
+              <w:t>06_异常与补充说明</w:t>
+            </w:r>
+          </w:p>
+          <w:p>
+            <w:pPr>
+              <w:spacing w:after="20" w:line="259" w:lineRule="auto"/>
               <w:rPr>
                 <w:color w:val="212529"/>
                 <w:sz w:val="16"/>
               </w:rPr>
-              <w:t>04_安装后确认</w:t>
-            </w:r>
-          </w:p>
-          <w:p>
-            <w:pPr>
-              <w:spacing w:after="20" w:line="259" w:lineRule="auto"/>
+            </w:pPr>
+          </w:p>
+        </w:tc>
+        <w:tc>
+          <w:tcPr>
+            <w:tcW w:w="1872" w:type="dxa"/>
+            <w:shd w:val="clear" w:color="auto" w:fill="FFFFFF"/>
+            <w:tcMar>
+              <w:top w:w="90" w:type="dxa"/>
+              <w:left w:w="110" w:type="dxa"/>
+              <w:bottom w:w="90" w:type="dxa"/>
+              <w:right w:w="110" w:type="dxa"/>
+            </w:tcMar>
+            <w:vAlign w:val="center"/>
+          </w:tcPr>
+          <w:p>
+            <w:pPr>
+              <w:spacing w:after="20" w:line="259" w:lineRule="auto"/>
+            </w:pPr>
+            <w:r>
               <w:rPr>
                 <w:color w:val="212529"/>
                 <w:sz w:val="16"/>
               </w:rPr>
-            </w:pPr>
-            <w:r>
-              <w:rPr>
-                <w:color w:val="212529"/>
-                <w:sz w:val="16"/>
-              </w:rPr>
-              <w:t>05_NowSupport申请记录</w:t>
-            </w:r>
-          </w:p>
-          <w:p>
-            <w:pPr>
-              <w:spacing w:after="20" w:line="259" w:lineRule="auto"/>
-              <w:rPr>
-                <w:color w:val="212529"/>
-                <w:sz w:val="16"/>
-              </w:rPr>
-            </w:pPr>
-            <w:r>
-              <w:rPr>
-                <w:color w:val="212529"/>
-                <w:sz w:val="16"/>
-              </w:rPr>
-              <w:t>06_异常与补充说明</w:t>
-            </w:r>
-          </w:p>
-          <w:p>
-            <w:pPr>
-              <w:spacing w:after="20" w:line="259" w:lineRule="auto"/>
-              <w:rPr>
-                <w:rFonts w:hint="eastAsia"/>
-                <w:color w:val="212529"/>
-                <w:sz w:val="16"/>
-              </w:rPr>
-            </w:pPr>
-          </w:p>
-        </w:tc>
-        <w:tc>
-          <w:tcPr>
-            <w:tcW w:w="1872" w:type="dxa"/>
-            <w:shd w:val="clear" w:color="auto" w:fill="FFFFFF"/>
-            <w:tcMar>
-              <w:top w:w="90" w:type="dxa"/>
-              <w:left w:w="110" w:type="dxa"/>
-              <w:bottom w:w="90" w:type="dxa"/>
-              <w:right w:w="110" w:type="dxa"/>
-            </w:tcMar>
-            <w:vAlign w:val="center"/>
-          </w:tcPr>
-          <w:p>
-            <w:pPr>
-              <w:spacing w:after="20" w:line="259" w:lineRule="auto"/>
-            </w:pPr>
-            <w:proofErr w:type="spellStart"/>
-            <w:r>
-              <w:rPr>
-                <w:color w:val="212529"/>
-                <w:sz w:val="16"/>
-              </w:rPr>
-              <w:t>保存目录结构截图</w:t>
-            </w:r>
-            <w:proofErr w:type="spellEnd"/>
-            <w:r>
-              <w:rPr>
-                <w:color w:val="212529"/>
-                <w:sz w:val="16"/>
-              </w:rPr>
-              <w:t>。</w:t>
+              <w:t>保存目录结构截图。</w:t>
             </w:r>
           </w:p>
         </w:tc>
@@ -5375,62 +3882,23 @@
                 <w:color w:val="212529"/>
                 <w:sz w:val="16"/>
               </w:rPr>
-              <w:t>登录</w:t>
-            </w:r>
-            <w:r>
-              <w:rPr>
+              <w:t>登录 Dev 实例，记录 URL、账号、Release family / build。</w:t>
+            </w:r>
+          </w:p>
+          <w:p>
+            <w:pPr>
+              <w:spacing w:after="20" w:line="259" w:lineRule="auto"/>
+              <w:rPr>
+                <w:b/>
+                <w:bCs/>
                 <w:color w:val="212529"/>
                 <w:sz w:val="16"/>
               </w:rPr>
-              <w:t xml:space="preserve"> Dev </w:t>
-            </w:r>
-            <w:r>
-              <w:rPr>
-                <w:color w:val="212529"/>
-                <w:sz w:val="16"/>
-              </w:rPr>
-              <w:t>实例，记录</w:t>
-            </w:r>
-            <w:r>
-              <w:rPr>
-                <w:color w:val="212529"/>
-                <w:sz w:val="16"/>
-              </w:rPr>
-              <w:t xml:space="preserve"> URL</w:t>
-            </w:r>
-            <w:r>
-              <w:rPr>
-                <w:color w:val="212529"/>
-                <w:sz w:val="16"/>
-              </w:rPr>
-              <w:t>、账号、</w:t>
-            </w:r>
-            <w:r>
-              <w:rPr>
-                <w:color w:val="212529"/>
-                <w:sz w:val="16"/>
-              </w:rPr>
-              <w:t>Release family / build</w:t>
-            </w:r>
-            <w:r>
-              <w:rPr>
-                <w:color w:val="212529"/>
-                <w:sz w:val="16"/>
-              </w:rPr>
-              <w:t>。</w:t>
-            </w:r>
-          </w:p>
-          <w:p>
-            <w:pPr>
-              <w:spacing w:after="20" w:line="259" w:lineRule="auto"/>
-              <w:rPr>
-                <w:rFonts w:hint="eastAsia"/>
-                <w:color w:val="212529"/>
-                <w:sz w:val="16"/>
-              </w:rPr>
-            </w:pPr>
-            <w:r>
-              <w:rPr>
+            </w:pPr>
+            <w:r>
+              <w:rPr>
+                <w:b/>
+                <w:bCs/>
                 <w:color w:val="212529"/>
                 <w:sz w:val="16"/>
               </w:rPr>
@@ -5544,102 +4012,32 @@
                 <w:color w:val="212529"/>
                 <w:sz w:val="16"/>
               </w:rPr>
-              <w:t>新建</w:t>
-            </w:r>
+              <w:t>新建 Update Set：US_ServiceNow_Azure_PoC_ITOM_Config_YYYYMMDD。State 保持 In progress。</w:t>
+            </w:r>
+          </w:p>
+        </w:tc>
+        <w:tc>
+          <w:tcPr>
+            <w:tcW w:w="1872" w:type="dxa"/>
+            <w:shd w:val="clear" w:color="auto" w:fill="FFFFFF"/>
+            <w:tcMar>
+              <w:top w:w="90" w:type="dxa"/>
+              <w:left w:w="110" w:type="dxa"/>
+              <w:bottom w:w="90" w:type="dxa"/>
+              <w:right w:w="110" w:type="dxa"/>
+            </w:tcMar>
+            <w:vAlign w:val="center"/>
+          </w:tcPr>
+          <w:p>
+            <w:pPr>
+              <w:spacing w:after="20" w:line="259" w:lineRule="auto"/>
+            </w:pPr>
             <w:r>
               <w:rPr>
                 <w:color w:val="212529"/>
                 <w:sz w:val="16"/>
               </w:rPr>
-              <w:t xml:space="preserve"> Update Set</w:t>
-            </w:r>
-            <w:r>
-              <w:rPr>
-                <w:color w:val="212529"/>
-                <w:sz w:val="16"/>
-              </w:rPr>
-              <w:t>：</w:t>
-            </w:r>
-            <w:r>
-              <w:rPr>
-                <w:color w:val="212529"/>
-                <w:sz w:val="16"/>
-              </w:rPr>
-              <w:t>US_ServiceNow_Azure_PoC_ITOM_Config_YYYYMMDD</w:t>
-            </w:r>
-            <w:r>
-              <w:rPr>
-                <w:color w:val="212529"/>
-                <w:sz w:val="16"/>
-              </w:rPr>
-              <w:t>。</w:t>
-            </w:r>
-            <w:r>
-              <w:rPr>
-                <w:color w:val="212529"/>
-                <w:sz w:val="16"/>
-              </w:rPr>
-              <w:t xml:space="preserve">State </w:t>
-            </w:r>
-            <w:r>
-              <w:rPr>
-                <w:color w:val="212529"/>
-                <w:sz w:val="16"/>
-              </w:rPr>
-              <w:t>保持</w:t>
-            </w:r>
-            <w:r>
-              <w:rPr>
-                <w:color w:val="212529"/>
-                <w:sz w:val="16"/>
-              </w:rPr>
-              <w:t xml:space="preserve"> In progress</w:t>
-            </w:r>
-            <w:r>
-              <w:rPr>
-                <w:color w:val="212529"/>
-                <w:sz w:val="16"/>
-              </w:rPr>
-              <w:t>。</w:t>
-            </w:r>
-          </w:p>
-        </w:tc>
-        <w:tc>
-          <w:tcPr>
-            <w:tcW w:w="1872" w:type="dxa"/>
-            <w:shd w:val="clear" w:color="auto" w:fill="FFFFFF"/>
-            <w:tcMar>
-              <w:top w:w="90" w:type="dxa"/>
-              <w:left w:w="110" w:type="dxa"/>
-              <w:bottom w:w="90" w:type="dxa"/>
-              <w:right w:w="110" w:type="dxa"/>
-            </w:tcMar>
-            <w:vAlign w:val="center"/>
-          </w:tcPr>
-          <w:p>
-            <w:pPr>
-              <w:spacing w:after="20" w:line="259" w:lineRule="auto"/>
-            </w:pPr>
-            <w:r>
-              <w:rPr>
-                <w:color w:val="212529"/>
-                <w:sz w:val="16"/>
-              </w:rPr>
-              <w:t>新建画面和当前</w:t>
-            </w:r>
-            <w:r>
-              <w:rPr>
-                <w:color w:val="212529"/>
-                <w:sz w:val="16"/>
-              </w:rPr>
-              <w:t xml:space="preserve"> Update Set </w:t>
-            </w:r>
-            <w:r>
-              <w:rPr>
-                <w:color w:val="212529"/>
-                <w:sz w:val="16"/>
-              </w:rPr>
-              <w:t>截图。</w:t>
+              <w:t>新建画面和当前 Update Set 截图。</w:t>
             </w:r>
           </w:p>
         </w:tc>
@@ -5720,88 +4118,32 @@
                 <w:color w:val="212529"/>
                 <w:sz w:val="16"/>
               </w:rPr>
-              <w:t>确认当前</w:t>
-            </w:r>
+              <w:t>确认当前 Application Scope 为 Global。不要新建自定义 Scope。</w:t>
+            </w:r>
+          </w:p>
+        </w:tc>
+        <w:tc>
+          <w:tcPr>
+            <w:tcW w:w="1872" w:type="dxa"/>
+            <w:shd w:val="clear" w:color="auto" w:fill="FFFFFF"/>
+            <w:tcMar>
+              <w:top w:w="90" w:type="dxa"/>
+              <w:left w:w="110" w:type="dxa"/>
+              <w:bottom w:w="90" w:type="dxa"/>
+              <w:right w:w="110" w:type="dxa"/>
+            </w:tcMar>
+            <w:vAlign w:val="center"/>
+          </w:tcPr>
+          <w:p>
+            <w:pPr>
+              <w:spacing w:after="20" w:line="259" w:lineRule="auto"/>
+            </w:pPr>
             <w:r>
               <w:rPr>
                 <w:color w:val="212529"/>
                 <w:sz w:val="16"/>
               </w:rPr>
-              <w:t xml:space="preserve"> Application Scope </w:t>
-            </w:r>
-            <w:r>
-              <w:rPr>
-                <w:color w:val="212529"/>
-                <w:sz w:val="16"/>
-              </w:rPr>
-              <w:t>为</w:t>
-            </w:r>
-            <w:r>
-              <w:rPr>
-                <w:color w:val="212529"/>
-                <w:sz w:val="16"/>
-              </w:rPr>
-              <w:t xml:space="preserve"> Global</w:t>
-            </w:r>
-            <w:r>
-              <w:rPr>
-                <w:color w:val="212529"/>
-                <w:sz w:val="16"/>
-              </w:rPr>
-              <w:t>。不要新建自定义</w:t>
-            </w:r>
-            <w:r>
-              <w:rPr>
-                <w:color w:val="212529"/>
-                <w:sz w:val="16"/>
-              </w:rPr>
-              <w:t xml:space="preserve"> Scope</w:t>
-            </w:r>
-            <w:r>
-              <w:rPr>
-                <w:color w:val="212529"/>
-                <w:sz w:val="16"/>
-              </w:rPr>
-              <w:t>。</w:t>
-            </w:r>
-          </w:p>
-        </w:tc>
-        <w:tc>
-          <w:tcPr>
-            <w:tcW w:w="1872" w:type="dxa"/>
-            <w:shd w:val="clear" w:color="auto" w:fill="FFFFFF"/>
-            <w:tcMar>
-              <w:top w:w="90" w:type="dxa"/>
-              <w:left w:w="110" w:type="dxa"/>
-              <w:bottom w:w="90" w:type="dxa"/>
-              <w:right w:w="110" w:type="dxa"/>
-            </w:tcMar>
-            <w:vAlign w:val="center"/>
-          </w:tcPr>
-          <w:p>
-            <w:pPr>
-              <w:spacing w:after="20" w:line="259" w:lineRule="auto"/>
-            </w:pPr>
-            <w:r>
-              <w:rPr>
-                <w:color w:val="212529"/>
-                <w:sz w:val="16"/>
-              </w:rPr>
-              <w:t>当前</w:t>
-            </w:r>
-            <w:r>
-              <w:rPr>
-                <w:color w:val="212529"/>
-                <w:sz w:val="16"/>
-              </w:rPr>
-              <w:t xml:space="preserve"> Scope </w:t>
-            </w:r>
-            <w:r>
-              <w:rPr>
-                <w:color w:val="212529"/>
-                <w:sz w:val="16"/>
-              </w:rPr>
-              <w:t>截图。</w:t>
+              <w:t>当前 Scope 截图。</w:t>
             </w:r>
           </w:p>
         </w:tc>
@@ -5876,41 +4218,57 @@
           <w:p>
             <w:pPr>
               <w:spacing w:after="20" w:line="259" w:lineRule="auto"/>
-            </w:pPr>
-            <w:r>
               <w:rPr>
                 <w:color w:val="212529"/>
                 <w:sz w:val="16"/>
-              </w:rPr>
-              <w:t>打开</w:t>
-            </w:r>
+                <w:lang w:eastAsia="zh-CN"/>
+              </w:rPr>
+            </w:pPr>
             <w:r>
               <w:rPr>
                 <w:color w:val="212529"/>
                 <w:sz w:val="16"/>
               </w:rPr>
-              <w:t xml:space="preserve"> Application Manager</w:t>
-            </w:r>
-            <w:r>
-              <w:rPr>
-                <w:color w:val="212529"/>
-                <w:sz w:val="16"/>
-              </w:rPr>
-              <w:t>，切到</w:t>
-            </w:r>
-            <w:r>
-              <w:rPr>
-                <w:color w:val="212529"/>
-                <w:sz w:val="16"/>
-              </w:rPr>
-              <w:t xml:space="preserve"> Installed / Available for you</w:t>
-            </w:r>
-            <w:r>
-              <w:rPr>
-                <w:color w:val="212529"/>
-                <w:sz w:val="16"/>
-              </w:rPr>
-              <w:t>，逐个搜索插件。</w:t>
+              <w:t>打开 Application Manager，切到 Installed / Available for you，逐个搜索插件。</w:t>
+            </w:r>
+          </w:p>
+          <w:p>
+            <w:pPr>
+              <w:pStyle w:val="ae"/>
+              <w:numPr>
+                <w:ilvl w:val="0"/>
+                <w:numId w:val="10"/>
+              </w:numPr>
+              <w:spacing w:after="20" w:line="259" w:lineRule="auto"/>
+              <w:rPr>
+                <w:lang w:eastAsia="zh-CN"/>
+              </w:rPr>
+            </w:pPr>
+            <w:r>
+              <w:rPr>
+                <w:lang w:eastAsia="zh-CN"/>
+              </w:rPr>
+              <w:t>ITOMVisibility</w:t>
+            </w:r>
+          </w:p>
+          <w:p>
+            <w:pPr>
+              <w:pStyle w:val="ae"/>
+              <w:numPr>
+                <w:ilvl w:val="0"/>
+                <w:numId w:val="10"/>
+              </w:numPr>
+              <w:spacing w:after="20" w:line="259" w:lineRule="auto"/>
+              <w:rPr>
+                <w:rFonts w:hint="eastAsia"/>
+                <w:lang w:eastAsia="zh-CN"/>
+              </w:rPr>
+            </w:pPr>
+            <w:r>
+              <w:rPr>
+                <w:lang w:eastAsia="zh-CN"/>
+              </w:rPr>
+              <w:t>Discovery and Service Mapping Patterns</w:t>
             </w:r>
           </w:p>
         </w:tc>
@@ -5966,6 +4324,7 @@
                 <w:color w:val="212529"/>
                 <w:sz w:val="16"/>
               </w:rPr>
+              <w:lastRenderedPageBreak/>
               <w:t>1-2</w:t>
             </w:r>
           </w:p>
@@ -6016,77 +4375,7 @@
                 <w:color w:val="212529"/>
                 <w:sz w:val="16"/>
               </w:rPr>
-              <w:t>打开插件详情，确认</w:t>
-            </w:r>
-            <w:r>
-              <w:rPr>
-                <w:color w:val="212529"/>
-                <w:sz w:val="16"/>
-              </w:rPr>
-              <w:t xml:space="preserve"> Display name</w:t>
-            </w:r>
-            <w:r>
-              <w:rPr>
-                <w:color w:val="212529"/>
-                <w:sz w:val="16"/>
-              </w:rPr>
-              <w:t>、</w:t>
-            </w:r>
-            <w:r>
-              <w:rPr>
-                <w:color w:val="212529"/>
-                <w:sz w:val="16"/>
-              </w:rPr>
-              <w:t>Plugin ID</w:t>
-            </w:r>
-            <w:r>
-              <w:rPr>
-                <w:color w:val="212529"/>
-                <w:sz w:val="16"/>
-              </w:rPr>
-              <w:t>、</w:t>
-            </w:r>
-            <w:r>
-              <w:rPr>
-                <w:color w:val="212529"/>
-                <w:sz w:val="16"/>
-              </w:rPr>
-              <w:t>Version</w:t>
-            </w:r>
-            <w:r>
-              <w:rPr>
-                <w:color w:val="212529"/>
-                <w:sz w:val="16"/>
-              </w:rPr>
-              <w:t>、</w:t>
-            </w:r>
-            <w:r>
-              <w:rPr>
-                <w:color w:val="212529"/>
-                <w:sz w:val="16"/>
-              </w:rPr>
-              <w:t>Dependencies</w:t>
-            </w:r>
-            <w:r>
-              <w:rPr>
-                <w:color w:val="212529"/>
-                <w:sz w:val="16"/>
-              </w:rPr>
-              <w:t>、</w:t>
-            </w:r>
-            <w:r>
-              <w:rPr>
-                <w:color w:val="212529"/>
-                <w:sz w:val="16"/>
-              </w:rPr>
-              <w:t>Installation Details</w:t>
-            </w:r>
-            <w:r>
-              <w:rPr>
-                <w:color w:val="212529"/>
-                <w:sz w:val="16"/>
-              </w:rPr>
-              <w:t>。</w:t>
+              <w:t>打开插件详情，确认 Display name、Plugin ID、Version、Dependencies、Installation Details。</w:t>
             </w:r>
           </w:p>
         </w:tc>
@@ -6142,7 +4431,6 @@
                 <w:color w:val="212529"/>
                 <w:sz w:val="16"/>
               </w:rPr>
-              <w:lastRenderedPageBreak/>
               <w:t>1-3</w:t>
             </w:r>
           </w:p>
@@ -6193,35 +4481,7 @@
                 <w:color w:val="212529"/>
                 <w:sz w:val="16"/>
               </w:rPr>
-              <w:t>如果显示可安装，点击</w:t>
-            </w:r>
-            <w:r>
-              <w:rPr>
-                <w:color w:val="212529"/>
-                <w:sz w:val="16"/>
-              </w:rPr>
-              <w:t xml:space="preserve"> Install</w:t>
-            </w:r>
-            <w:r>
-              <w:rPr>
-                <w:color w:val="212529"/>
-                <w:sz w:val="16"/>
-              </w:rPr>
-              <w:t>。</w:t>
-            </w:r>
-            <w:r>
-              <w:rPr>
-                <w:color w:val="212529"/>
-                <w:sz w:val="16"/>
-              </w:rPr>
-              <w:t xml:space="preserve">Demo data </w:t>
-            </w:r>
-            <w:r>
-              <w:rPr>
-                <w:color w:val="212529"/>
-                <w:sz w:val="16"/>
-              </w:rPr>
-              <w:t>默认不选择。</w:t>
+              <w:t>如果显示可安装，点击 Install。Demo data 默认不选择。</w:t>
             </w:r>
           </w:p>
         </w:tc>
@@ -6356,23 +4616,7 @@
                 <w:color w:val="212529"/>
                 <w:sz w:val="16"/>
               </w:rPr>
-              <w:t xml:space="preserve">Progress / Activity log </w:t>
-            </w:r>
-            <w:proofErr w:type="spellStart"/>
-            <w:r>
-              <w:rPr>
-                <w:color w:val="212529"/>
-                <w:sz w:val="16"/>
-              </w:rPr>
-              <w:t>截图</w:t>
-            </w:r>
-            <w:proofErr w:type="spellEnd"/>
-            <w:r>
-              <w:rPr>
-                <w:color w:val="212529"/>
-                <w:sz w:val="16"/>
-              </w:rPr>
-              <w:t>。</w:t>
+              <w:t>Progress / Activity log 截图。</w:t>
             </w:r>
           </w:p>
         </w:tc>
@@ -6453,21 +4697,7 @@
                 <w:color w:val="212529"/>
                 <w:sz w:val="16"/>
               </w:rPr>
-              <w:t>安装后再次搜索同一插件，确认状态为</w:t>
-            </w:r>
-            <w:r>
-              <w:rPr>
-                <w:color w:val="212529"/>
-                <w:sz w:val="16"/>
-              </w:rPr>
-              <w:t xml:space="preserve"> Installed</w:t>
-            </w:r>
-            <w:r>
-              <w:rPr>
-                <w:color w:val="212529"/>
-                <w:sz w:val="16"/>
-              </w:rPr>
-              <w:t>，并记录版本。</w:t>
+              <w:t>安装后再次搜索同一插件，确认状态为 Installed，并记录版本。</w:t>
             </w:r>
           </w:p>
         </w:tc>
@@ -6573,102 +4803,32 @@
                 <w:color w:val="212529"/>
                 <w:sz w:val="16"/>
               </w:rPr>
-              <w:t>确认</w:t>
-            </w:r>
+              <w:t>确认 Discovery、Service Mapping、ACC、CMDB Workspace 等菜单是否出现。</w:t>
+            </w:r>
+          </w:p>
+        </w:tc>
+        <w:tc>
+          <w:tcPr>
+            <w:tcW w:w="1872" w:type="dxa"/>
+            <w:shd w:val="clear" w:color="auto" w:fill="FFFFFF"/>
+            <w:tcMar>
+              <w:top w:w="90" w:type="dxa"/>
+              <w:left w:w="110" w:type="dxa"/>
+              <w:bottom w:w="90" w:type="dxa"/>
+              <w:right w:w="110" w:type="dxa"/>
+            </w:tcMar>
+            <w:vAlign w:val="center"/>
+          </w:tcPr>
+          <w:p>
+            <w:pPr>
+              <w:spacing w:after="20" w:line="259" w:lineRule="auto"/>
+            </w:pPr>
             <w:r>
               <w:rPr>
                 <w:color w:val="212529"/>
                 <w:sz w:val="16"/>
               </w:rPr>
-              <w:t xml:space="preserve"> Discovery</w:t>
-            </w:r>
-            <w:r>
-              <w:rPr>
-                <w:color w:val="212529"/>
-                <w:sz w:val="16"/>
-              </w:rPr>
-              <w:t>、</w:t>
-            </w:r>
-            <w:r>
-              <w:rPr>
-                <w:color w:val="212529"/>
-                <w:sz w:val="16"/>
-              </w:rPr>
-              <w:t>Service Mapping</w:t>
-            </w:r>
-            <w:r>
-              <w:rPr>
-                <w:color w:val="212529"/>
-                <w:sz w:val="16"/>
-              </w:rPr>
-              <w:t>、</w:t>
-            </w:r>
-            <w:r>
-              <w:rPr>
-                <w:color w:val="212529"/>
-                <w:sz w:val="16"/>
-              </w:rPr>
-              <w:t>ACC</w:t>
-            </w:r>
-            <w:r>
-              <w:rPr>
-                <w:color w:val="212529"/>
-                <w:sz w:val="16"/>
-              </w:rPr>
-              <w:t>、</w:t>
-            </w:r>
-            <w:r>
-              <w:rPr>
-                <w:color w:val="212529"/>
-                <w:sz w:val="16"/>
-              </w:rPr>
-              <w:t xml:space="preserve">CMDB Workspace </w:t>
-            </w:r>
-            <w:r>
-              <w:rPr>
-                <w:color w:val="212529"/>
-                <w:sz w:val="16"/>
-              </w:rPr>
-              <w:t>等菜单是否出现。</w:t>
-            </w:r>
-          </w:p>
-        </w:tc>
-        <w:tc>
-          <w:tcPr>
-            <w:tcW w:w="1872" w:type="dxa"/>
-            <w:shd w:val="clear" w:color="auto" w:fill="FFFFFF"/>
-            <w:tcMar>
-              <w:top w:w="90" w:type="dxa"/>
-              <w:left w:w="110" w:type="dxa"/>
-              <w:bottom w:w="90" w:type="dxa"/>
-              <w:right w:w="110" w:type="dxa"/>
-            </w:tcMar>
-            <w:vAlign w:val="center"/>
-          </w:tcPr>
-          <w:p>
-            <w:pPr>
-              <w:spacing w:after="20" w:line="259" w:lineRule="auto"/>
-            </w:pPr>
-            <w:r>
-              <w:rPr>
-                <w:color w:val="212529"/>
-                <w:sz w:val="16"/>
-              </w:rPr>
-              <w:t>菜单搜索结果或</w:t>
-            </w:r>
-            <w:r>
-              <w:rPr>
-                <w:color w:val="212529"/>
-                <w:sz w:val="16"/>
-              </w:rPr>
-              <w:t xml:space="preserve"> Workspace </w:t>
-            </w:r>
-            <w:r>
-              <w:rPr>
-                <w:color w:val="212529"/>
-                <w:sz w:val="16"/>
-              </w:rPr>
-              <w:t>首页截图。</w:t>
+              <w:t>菜单搜索结果或 Workspace 首页截图。</w:t>
             </w:r>
           </w:p>
         </w:tc>
@@ -6773,21 +4933,12 @@
             <w:pPr>
               <w:spacing w:after="20" w:line="259" w:lineRule="auto"/>
             </w:pPr>
-            <w:proofErr w:type="spellStart"/>
             <w:r>
               <w:rPr>
                 <w:color w:val="212529"/>
                 <w:sz w:val="16"/>
               </w:rPr>
-              <w:t>保存最终确认表</w:t>
-            </w:r>
-            <w:proofErr w:type="spellEnd"/>
-            <w:r>
-              <w:rPr>
-                <w:color w:val="212529"/>
-                <w:sz w:val="16"/>
-              </w:rPr>
-              <w:t>。</w:t>
+              <w:t>保存最终确认表。</w:t>
             </w:r>
           </w:p>
         </w:tc>
@@ -6804,15 +4955,7 @@
           <w:color w:val="1F4E79"/>
           <w:sz w:val="30"/>
         </w:rPr>
-        <w:t xml:space="preserve">4. </w:t>
-      </w:r>
-      <w:r>
-        <w:rPr>
-          <w:b/>
-          <w:color w:val="1F4E79"/>
-          <w:sz w:val="30"/>
-        </w:rPr>
-        <w:t>安装后确认项目</w:t>
+        <w:t>4. 安装后确认项目</w:t>
       </w:r>
     </w:p>
     <w:tbl>
@@ -6943,15 +5086,7 @@
                 <w:color w:val="212529"/>
                 <w:sz w:val="16"/>
               </w:rPr>
-              <w:t xml:space="preserve">OK </w:t>
-            </w:r>
-            <w:r>
-              <w:rPr>
-                <w:b/>
-                <w:color w:val="212529"/>
-                <w:sz w:val="16"/>
-              </w:rPr>
-              <w:t>条件</w:t>
+              <w:t>OK 条件</w:t>
             </w:r>
           </w:p>
         </w:tc>
@@ -7058,92 +5193,57 @@
                 <w:color w:val="212529"/>
                 <w:sz w:val="16"/>
               </w:rPr>
-              <w:t>菜单或</w:t>
-            </w:r>
+              <w:t>菜单或 Workspace 是否可访问。</w:t>
+            </w:r>
+          </w:p>
+        </w:tc>
+        <w:tc>
+          <w:tcPr>
+            <w:tcW w:w="2015" w:type="dxa"/>
+            <w:shd w:val="clear" w:color="auto" w:fill="FFFFFF"/>
+            <w:tcMar>
+              <w:top w:w="90" w:type="dxa"/>
+              <w:left w:w="110" w:type="dxa"/>
+              <w:bottom w:w="90" w:type="dxa"/>
+              <w:right w:w="110" w:type="dxa"/>
+            </w:tcMar>
+            <w:vAlign w:val="center"/>
+          </w:tcPr>
+          <w:p>
+            <w:pPr>
+              <w:spacing w:after="20" w:line="259" w:lineRule="auto"/>
+            </w:pPr>
             <w:r>
               <w:rPr>
                 <w:color w:val="212529"/>
                 <w:sz w:val="16"/>
               </w:rPr>
-              <w:t xml:space="preserve"> Workspace </w:t>
-            </w:r>
+              <w:t>Discovery 相关画面可打开。</w:t>
+            </w:r>
+          </w:p>
+        </w:tc>
+        <w:tc>
+          <w:tcPr>
+            <w:tcW w:w="1368" w:type="dxa"/>
+            <w:shd w:val="clear" w:color="auto" w:fill="FFFFFF"/>
+            <w:tcMar>
+              <w:top w:w="90" w:type="dxa"/>
+              <w:left w:w="110" w:type="dxa"/>
+              <w:bottom w:w="90" w:type="dxa"/>
+              <w:right w:w="110" w:type="dxa"/>
+            </w:tcMar>
+            <w:vAlign w:val="center"/>
+          </w:tcPr>
+          <w:p>
+            <w:pPr>
+              <w:spacing w:after="20" w:line="259" w:lineRule="auto"/>
+            </w:pPr>
             <w:r>
               <w:rPr>
                 <w:color w:val="212529"/>
                 <w:sz w:val="16"/>
               </w:rPr>
-              <w:t>是否可访问。</w:t>
-            </w:r>
-          </w:p>
-        </w:tc>
-        <w:tc>
-          <w:tcPr>
-            <w:tcW w:w="2015" w:type="dxa"/>
-            <w:shd w:val="clear" w:color="auto" w:fill="FFFFFF"/>
-            <w:tcMar>
-              <w:top w:w="90" w:type="dxa"/>
-              <w:left w:w="110" w:type="dxa"/>
-              <w:bottom w:w="90" w:type="dxa"/>
-              <w:right w:w="110" w:type="dxa"/>
-            </w:tcMar>
-            <w:vAlign w:val="center"/>
-          </w:tcPr>
-          <w:p>
-            <w:pPr>
-              <w:spacing w:after="20" w:line="259" w:lineRule="auto"/>
-            </w:pPr>
-            <w:r>
-              <w:rPr>
-                <w:color w:val="212529"/>
-                <w:sz w:val="16"/>
-              </w:rPr>
-              <w:t xml:space="preserve">Discovery </w:t>
-            </w:r>
-            <w:r>
-              <w:rPr>
-                <w:color w:val="212529"/>
-                <w:sz w:val="16"/>
-              </w:rPr>
-              <w:t>相关画面可打开。</w:t>
-            </w:r>
-          </w:p>
-        </w:tc>
-        <w:tc>
-          <w:tcPr>
-            <w:tcW w:w="1368" w:type="dxa"/>
-            <w:shd w:val="clear" w:color="auto" w:fill="FFFFFF"/>
-            <w:tcMar>
-              <w:top w:w="90" w:type="dxa"/>
-              <w:left w:w="110" w:type="dxa"/>
-              <w:bottom w:w="90" w:type="dxa"/>
-              <w:right w:w="110" w:type="dxa"/>
-            </w:tcMar>
-            <w:vAlign w:val="center"/>
-          </w:tcPr>
-          <w:p>
-            <w:pPr>
-              <w:spacing w:after="20" w:line="259" w:lineRule="auto"/>
-            </w:pPr>
-            <w:r>
-              <w:rPr>
-                <w:color w:val="212529"/>
-                <w:sz w:val="16"/>
-              </w:rPr>
-              <w:t>菜单</w:t>
-            </w:r>
-            <w:r>
-              <w:rPr>
-                <w:color w:val="212529"/>
-                <w:sz w:val="16"/>
-              </w:rPr>
-              <w:t xml:space="preserve"> / Workspace </w:t>
-            </w:r>
-            <w:r>
-              <w:rPr>
-                <w:color w:val="212529"/>
-                <w:sz w:val="16"/>
-              </w:rPr>
-              <w:t>截图。</w:t>
+              <w:t>菜单 / Workspace 截图。</w:t>
             </w:r>
           </w:p>
         </w:tc>
@@ -7224,46 +5324,32 @@
                 <w:color w:val="212529"/>
                 <w:sz w:val="16"/>
               </w:rPr>
-              <w:t xml:space="preserve">MID Server </w:t>
-            </w:r>
+              <w:t>MID Server 管理页面是否可访问。</w:t>
+            </w:r>
+          </w:p>
+        </w:tc>
+        <w:tc>
+          <w:tcPr>
+            <w:tcW w:w="2015" w:type="dxa"/>
+            <w:shd w:val="clear" w:color="auto" w:fill="FFFFFF"/>
+            <w:tcMar>
+              <w:top w:w="90" w:type="dxa"/>
+              <w:left w:w="110" w:type="dxa"/>
+              <w:bottom w:w="90" w:type="dxa"/>
+              <w:right w:w="110" w:type="dxa"/>
+            </w:tcMar>
+            <w:vAlign w:val="center"/>
+          </w:tcPr>
+          <w:p>
+            <w:pPr>
+              <w:spacing w:after="20" w:line="259" w:lineRule="auto"/>
+            </w:pPr>
             <w:r>
               <w:rPr>
                 <w:color w:val="212529"/>
                 <w:sz w:val="16"/>
               </w:rPr>
-              <w:t>管理页面是否可访问。</w:t>
-            </w:r>
-          </w:p>
-        </w:tc>
-        <w:tc>
-          <w:tcPr>
-            <w:tcW w:w="2015" w:type="dxa"/>
-            <w:shd w:val="clear" w:color="auto" w:fill="FFFFFF"/>
-            <w:tcMar>
-              <w:top w:w="90" w:type="dxa"/>
-              <w:left w:w="110" w:type="dxa"/>
-              <w:bottom w:w="90" w:type="dxa"/>
-              <w:right w:w="110" w:type="dxa"/>
-            </w:tcMar>
-            <w:vAlign w:val="center"/>
-          </w:tcPr>
-          <w:p>
-            <w:pPr>
-              <w:spacing w:after="20" w:line="259" w:lineRule="auto"/>
-            </w:pPr>
-            <w:r>
-              <w:rPr>
-                <w:color w:val="212529"/>
-                <w:sz w:val="16"/>
-              </w:rPr>
-              <w:t xml:space="preserve">MID Server </w:t>
-            </w:r>
-            <w:r>
-              <w:rPr>
-                <w:color w:val="212529"/>
-                <w:sz w:val="16"/>
-              </w:rPr>
-              <w:t>列表页面可打开。</w:t>
+              <w:t>MID Server 列表页面可打开。</w:t>
             </w:r>
           </w:p>
         </w:tc>
@@ -7369,28 +5455,7 @@
                 <w:color w:val="212529"/>
                 <w:sz w:val="16"/>
               </w:rPr>
-              <w:t xml:space="preserve">Service Mapping </w:t>
-            </w:r>
-            <w:r>
-              <w:rPr>
-                <w:color w:val="212529"/>
-                <w:sz w:val="16"/>
-              </w:rPr>
-              <w:t>菜单和</w:t>
-            </w:r>
-            <w:r>
-              <w:rPr>
-                <w:color w:val="212529"/>
-                <w:sz w:val="16"/>
-              </w:rPr>
-              <w:t xml:space="preserve"> Application Service </w:t>
-            </w:r>
-            <w:r>
-              <w:rPr>
-                <w:color w:val="212529"/>
-                <w:sz w:val="16"/>
-              </w:rPr>
-              <w:t>相关入口是否出现。</w:t>
+              <w:t>Service Mapping 菜单和 Application Service 相关入口是否出现。</w:t>
             </w:r>
           </w:p>
         </w:tc>
@@ -7439,21 +5504,12 @@
             <w:pPr>
               <w:spacing w:after="20" w:line="259" w:lineRule="auto"/>
             </w:pPr>
-            <w:proofErr w:type="spellStart"/>
             <w:r>
               <w:rPr>
                 <w:color w:val="212529"/>
                 <w:sz w:val="16"/>
               </w:rPr>
-              <w:t>菜单搜索截图</w:t>
-            </w:r>
-            <w:proofErr w:type="spellEnd"/>
-            <w:r>
-              <w:rPr>
-                <w:color w:val="212529"/>
-                <w:sz w:val="16"/>
-              </w:rPr>
-              <w:t>。</w:t>
+              <w:t>菜单搜索截图。</w:t>
             </w:r>
           </w:p>
         </w:tc>
@@ -7534,20 +5590,38 @@
                 <w:color w:val="212529"/>
                 <w:sz w:val="16"/>
               </w:rPr>
-              <w:t xml:space="preserve">Pattern Designer / Pattern </w:t>
-            </w:r>
+              <w:t>Pattern Designer / Pattern 相关入口是否可见。</w:t>
+            </w:r>
+          </w:p>
+        </w:tc>
+        <w:tc>
+          <w:tcPr>
+            <w:tcW w:w="2015" w:type="dxa"/>
+            <w:shd w:val="clear" w:color="auto" w:fill="FFFFFF"/>
+            <w:tcMar>
+              <w:top w:w="90" w:type="dxa"/>
+              <w:left w:w="110" w:type="dxa"/>
+              <w:bottom w:w="90" w:type="dxa"/>
+              <w:right w:w="110" w:type="dxa"/>
+            </w:tcMar>
+            <w:vAlign w:val="center"/>
+          </w:tcPr>
+          <w:p>
+            <w:pPr>
+              <w:spacing w:after="20" w:line="259" w:lineRule="auto"/>
+            </w:pPr>
             <w:r>
               <w:rPr>
                 <w:color w:val="212529"/>
                 <w:sz w:val="16"/>
               </w:rPr>
-              <w:t>相关入口是否可见。</w:t>
-            </w:r>
-          </w:p>
-        </w:tc>
-        <w:tc>
-          <w:tcPr>
-            <w:tcW w:w="2015" w:type="dxa"/>
+              <w:t>Pattern 相关画面可打开。</w:t>
+            </w:r>
+          </w:p>
+        </w:tc>
+        <w:tc>
+          <w:tcPr>
+            <w:tcW w:w="1368" w:type="dxa"/>
             <w:shd w:val="clear" w:color="auto" w:fill="FFFFFF"/>
             <w:tcMar>
               <w:top w:w="90" w:type="dxa"/>
@@ -7566,46 +5640,7 @@
                 <w:color w:val="212529"/>
                 <w:sz w:val="16"/>
               </w:rPr>
-              <w:t xml:space="preserve">Pattern </w:t>
-            </w:r>
-            <w:r>
-              <w:rPr>
-                <w:color w:val="212529"/>
-                <w:sz w:val="16"/>
-              </w:rPr>
-              <w:t>相关画面可打开。</w:t>
-            </w:r>
-          </w:p>
-        </w:tc>
-        <w:tc>
-          <w:tcPr>
-            <w:tcW w:w="1368" w:type="dxa"/>
-            <w:shd w:val="clear" w:color="auto" w:fill="FFFFFF"/>
-            <w:tcMar>
-              <w:top w:w="90" w:type="dxa"/>
-              <w:left w:w="110" w:type="dxa"/>
-              <w:bottom w:w="90" w:type="dxa"/>
-              <w:right w:w="110" w:type="dxa"/>
-            </w:tcMar>
-            <w:vAlign w:val="center"/>
-          </w:tcPr>
-          <w:p>
-            <w:pPr>
-              <w:spacing w:after="20" w:line="259" w:lineRule="auto"/>
-            </w:pPr>
-            <w:r>
-              <w:rPr>
-                <w:color w:val="212529"/>
-                <w:sz w:val="16"/>
-              </w:rPr>
-              <w:t xml:space="preserve">Pattern </w:t>
-            </w:r>
-            <w:r>
-              <w:rPr>
-                <w:color w:val="212529"/>
-                <w:sz w:val="16"/>
-              </w:rPr>
-              <w:t>入口截图。</w:t>
+              <w:t>Pattern 入口截图。</w:t>
             </w:r>
           </w:p>
         </w:tc>
@@ -7686,14 +5721,7 @@
                 <w:color w:val="212529"/>
                 <w:sz w:val="16"/>
               </w:rPr>
-              <w:t xml:space="preserve">ACC Framework / ACC Visibility </w:t>
-            </w:r>
-            <w:r>
-              <w:rPr>
-                <w:color w:val="212529"/>
-                <w:sz w:val="16"/>
-              </w:rPr>
-              <w:t>相关入口是否出现。</w:t>
+              <w:t>ACC Framework / ACC Visibility 相关入口是否出现。</w:t>
             </w:r>
           </w:p>
         </w:tc>
@@ -7722,65 +5750,32 @@
                 <w:sz w:val="16"/>
                 <w:lang w:eastAsia="zh-CN"/>
               </w:rPr>
-              <w:t xml:space="preserve">ACC </w:t>
-            </w:r>
+              <w:t>ACC 相关菜单可见。</w:t>
+            </w:r>
+          </w:p>
+        </w:tc>
+        <w:tc>
+          <w:tcPr>
+            <w:tcW w:w="1368" w:type="dxa"/>
+            <w:shd w:val="clear" w:color="auto" w:fill="FFFFFF"/>
+            <w:tcMar>
+              <w:top w:w="90" w:type="dxa"/>
+              <w:left w:w="110" w:type="dxa"/>
+              <w:bottom w:w="90" w:type="dxa"/>
+              <w:right w:w="110" w:type="dxa"/>
+            </w:tcMar>
+            <w:vAlign w:val="center"/>
+          </w:tcPr>
+          <w:p>
+            <w:pPr>
+              <w:spacing w:after="20" w:line="259" w:lineRule="auto"/>
+            </w:pPr>
             <w:r>
               <w:rPr>
                 <w:color w:val="212529"/>
                 <w:sz w:val="16"/>
-                <w:lang w:eastAsia="zh-CN"/>
-              </w:rPr>
-              <w:t>相关菜单可见。</w:t>
-            </w:r>
-          </w:p>
-        </w:tc>
-        <w:tc>
-          <w:tcPr>
-            <w:tcW w:w="1368" w:type="dxa"/>
-            <w:shd w:val="clear" w:color="auto" w:fill="FFFFFF"/>
-            <w:tcMar>
-              <w:top w:w="90" w:type="dxa"/>
-              <w:left w:w="110" w:type="dxa"/>
-              <w:bottom w:w="90" w:type="dxa"/>
-              <w:right w:w="110" w:type="dxa"/>
-            </w:tcMar>
-            <w:vAlign w:val="center"/>
-          </w:tcPr>
-          <w:p>
-            <w:pPr>
-              <w:spacing w:after="20" w:line="259" w:lineRule="auto"/>
-            </w:pPr>
-            <w:proofErr w:type="spellStart"/>
-            <w:r>
-              <w:rPr>
-                <w:color w:val="212529"/>
-                <w:sz w:val="16"/>
-              </w:rPr>
-              <w:t>菜单</w:t>
-            </w:r>
-            <w:proofErr w:type="spellEnd"/>
-            <w:r>
-              <w:rPr>
-                <w:color w:val="212529"/>
-                <w:sz w:val="16"/>
-              </w:rPr>
-              <w:t xml:space="preserve"> / </w:t>
-            </w:r>
-            <w:proofErr w:type="spellStart"/>
-            <w:r>
-              <w:rPr>
-                <w:color w:val="212529"/>
-                <w:sz w:val="16"/>
-              </w:rPr>
-              <w:t>设置页截图</w:t>
-            </w:r>
-            <w:proofErr w:type="spellEnd"/>
-            <w:r>
-              <w:rPr>
-                <w:color w:val="212529"/>
-                <w:sz w:val="16"/>
-              </w:rPr>
-              <w:t>。</w:t>
+              </w:rPr>
+              <w:t>菜单 / 设置页截图。</w:t>
             </w:r>
           </w:p>
         </w:tc>
@@ -7861,42 +5856,7 @@
                 <w:color w:val="212529"/>
                 <w:sz w:val="16"/>
               </w:rPr>
-              <w:t>CMDB Workspace</w:t>
-            </w:r>
-            <w:r>
-              <w:rPr>
-                <w:color w:val="212529"/>
-                <w:sz w:val="16"/>
-              </w:rPr>
-              <w:t>、</w:t>
-            </w:r>
-            <w:r>
-              <w:rPr>
-                <w:color w:val="212529"/>
-                <w:sz w:val="16"/>
-              </w:rPr>
-              <w:t>CI Class</w:t>
-            </w:r>
-            <w:r>
-              <w:rPr>
-                <w:color w:val="212529"/>
-                <w:sz w:val="16"/>
-              </w:rPr>
-              <w:t>、</w:t>
-            </w:r>
-            <w:r>
-              <w:rPr>
-                <w:color w:val="212529"/>
-                <w:sz w:val="16"/>
-              </w:rPr>
-              <w:t xml:space="preserve">Business Service / Offering </w:t>
-            </w:r>
-            <w:r>
-              <w:rPr>
-                <w:color w:val="212529"/>
-                <w:sz w:val="16"/>
-              </w:rPr>
-              <w:t>相关表是否可访问。</w:t>
+              <w:t>CMDB Workspace、CI Class、Business Service / Offering 相关表是否可访问。</w:t>
             </w:r>
           </w:p>
         </w:tc>
@@ -7945,21 +5905,12 @@
             <w:pPr>
               <w:spacing w:after="20" w:line="259" w:lineRule="auto"/>
             </w:pPr>
-            <w:proofErr w:type="spellStart"/>
             <w:r>
               <w:rPr>
                 <w:color w:val="212529"/>
                 <w:sz w:val="16"/>
               </w:rPr>
-              <w:t>相关列表页截图</w:t>
-            </w:r>
-            <w:proofErr w:type="spellEnd"/>
-            <w:r>
-              <w:rPr>
-                <w:color w:val="212529"/>
-                <w:sz w:val="16"/>
-              </w:rPr>
-              <w:t>。</w:t>
+              <w:t>相关列表页截图。</w:t>
             </w:r>
           </w:p>
         </w:tc>
@@ -8040,127 +5991,57 @@
                 <w:color w:val="212529"/>
                 <w:sz w:val="16"/>
               </w:rPr>
-              <w:t>确认当前</w:t>
-            </w:r>
+              <w:t>确认当前 Update Set 仍为 PoC 专用 Update Set。</w:t>
+            </w:r>
+          </w:p>
+        </w:tc>
+        <w:tc>
+          <w:tcPr>
+            <w:tcW w:w="2015" w:type="dxa"/>
+            <w:shd w:val="clear" w:color="auto" w:fill="FFFFFF"/>
+            <w:tcMar>
+              <w:top w:w="90" w:type="dxa"/>
+              <w:left w:w="110" w:type="dxa"/>
+              <w:bottom w:w="90" w:type="dxa"/>
+              <w:right w:w="110" w:type="dxa"/>
+            </w:tcMar>
+            <w:vAlign w:val="center"/>
+          </w:tcPr>
+          <w:p>
+            <w:pPr>
+              <w:spacing w:after="20" w:line="259" w:lineRule="auto"/>
+            </w:pPr>
             <w:r>
               <w:rPr>
                 <w:color w:val="212529"/>
                 <w:sz w:val="16"/>
               </w:rPr>
-              <w:t xml:space="preserve"> Update Set </w:t>
-            </w:r>
+              <w:t>当前 Update Set 未错切。</w:t>
+            </w:r>
+          </w:p>
+        </w:tc>
+        <w:tc>
+          <w:tcPr>
+            <w:tcW w:w="1368" w:type="dxa"/>
+            <w:shd w:val="clear" w:color="auto" w:fill="FFFFFF"/>
+            <w:tcMar>
+              <w:top w:w="90" w:type="dxa"/>
+              <w:left w:w="110" w:type="dxa"/>
+              <w:bottom w:w="90" w:type="dxa"/>
+              <w:right w:w="110" w:type="dxa"/>
+            </w:tcMar>
+            <w:vAlign w:val="center"/>
+          </w:tcPr>
+          <w:p>
+            <w:pPr>
+              <w:spacing w:after="20" w:line="259" w:lineRule="auto"/>
+            </w:pPr>
             <w:r>
               <w:rPr>
                 <w:color w:val="212529"/>
                 <w:sz w:val="16"/>
               </w:rPr>
-              <w:t>仍为</w:t>
-            </w:r>
-            <w:r>
-              <w:rPr>
-                <w:color w:val="212529"/>
-                <w:sz w:val="16"/>
-              </w:rPr>
-              <w:t xml:space="preserve"> PoC </w:t>
-            </w:r>
-            <w:r>
-              <w:rPr>
-                <w:color w:val="212529"/>
-                <w:sz w:val="16"/>
-              </w:rPr>
-              <w:t>专用</w:t>
-            </w:r>
-            <w:r>
-              <w:rPr>
-                <w:color w:val="212529"/>
-                <w:sz w:val="16"/>
-              </w:rPr>
-              <w:t xml:space="preserve"> Update Set</w:t>
-            </w:r>
-            <w:r>
-              <w:rPr>
-                <w:color w:val="212529"/>
-                <w:sz w:val="16"/>
-              </w:rPr>
-              <w:t>。</w:t>
-            </w:r>
-          </w:p>
-        </w:tc>
-        <w:tc>
-          <w:tcPr>
-            <w:tcW w:w="2015" w:type="dxa"/>
-            <w:shd w:val="clear" w:color="auto" w:fill="FFFFFF"/>
-            <w:tcMar>
-              <w:top w:w="90" w:type="dxa"/>
-              <w:left w:w="110" w:type="dxa"/>
-              <w:bottom w:w="90" w:type="dxa"/>
-              <w:right w:w="110" w:type="dxa"/>
-            </w:tcMar>
-            <w:vAlign w:val="center"/>
-          </w:tcPr>
-          <w:p>
-            <w:pPr>
-              <w:spacing w:after="20" w:line="259" w:lineRule="auto"/>
-            </w:pPr>
-            <w:r>
-              <w:rPr>
-                <w:color w:val="212529"/>
-                <w:sz w:val="16"/>
-              </w:rPr>
-              <w:t>当前</w:t>
-            </w:r>
-            <w:r>
-              <w:rPr>
-                <w:color w:val="212529"/>
-                <w:sz w:val="16"/>
-              </w:rPr>
-              <w:t xml:space="preserve"> Update Set </w:t>
-            </w:r>
-            <w:r>
-              <w:rPr>
-                <w:color w:val="212529"/>
-                <w:sz w:val="16"/>
-              </w:rPr>
-              <w:t>未错切。</w:t>
-            </w:r>
-          </w:p>
-        </w:tc>
-        <w:tc>
-          <w:tcPr>
-            <w:tcW w:w="1368" w:type="dxa"/>
-            <w:shd w:val="clear" w:color="auto" w:fill="FFFFFF"/>
-            <w:tcMar>
-              <w:top w:w="90" w:type="dxa"/>
-              <w:left w:w="110" w:type="dxa"/>
-              <w:bottom w:w="90" w:type="dxa"/>
-              <w:right w:w="110" w:type="dxa"/>
-            </w:tcMar>
-            <w:vAlign w:val="center"/>
-          </w:tcPr>
-          <w:p>
-            <w:pPr>
-              <w:spacing w:after="20" w:line="259" w:lineRule="auto"/>
-            </w:pPr>
-            <w:r>
-              <w:rPr>
-                <w:color w:val="212529"/>
-                <w:sz w:val="16"/>
-              </w:rPr>
-              <w:t>当前</w:t>
-            </w:r>
-            <w:r>
-              <w:rPr>
-                <w:color w:val="212529"/>
-                <w:sz w:val="16"/>
-              </w:rPr>
-              <w:t xml:space="preserve"> Update Set </w:t>
-            </w:r>
-            <w:r>
-              <w:rPr>
-                <w:color w:val="212529"/>
-                <w:sz w:val="16"/>
-              </w:rPr>
-              <w:t>截图。</w:t>
+              <w:t>当前 Update Set 截图。</w:t>
             </w:r>
           </w:p>
         </w:tc>
@@ -8181,92 +6062,19 @@
           <w:sz w:val="30"/>
           <w:lang w:eastAsia="zh-CN"/>
         </w:rPr>
-        <w:t xml:space="preserve">5. </w:t>
-      </w:r>
-      <w:r>
-        <w:rPr>
-          <w:b/>
-          <w:color w:val="1F4E79"/>
-          <w:sz w:val="30"/>
-          <w:lang w:eastAsia="zh-CN"/>
-        </w:rPr>
-        <w:t>找不到插件</w:t>
-      </w:r>
-      <w:r>
-        <w:rPr>
-          <w:b/>
-          <w:color w:val="1F4E79"/>
-          <w:sz w:val="30"/>
-          <w:lang w:eastAsia="zh-CN"/>
-        </w:rPr>
-        <w:t xml:space="preserve"> / </w:t>
-      </w:r>
-      <w:r>
-        <w:rPr>
-          <w:b/>
-          <w:color w:val="1F4E79"/>
-          <w:sz w:val="30"/>
-          <w:lang w:eastAsia="zh-CN"/>
-        </w:rPr>
-        <w:t>无法安装时的申请流程</w:t>
+        <w:lastRenderedPageBreak/>
+        <w:t>5. 找不到插件 / 无法安装时的申请流程</w:t>
       </w:r>
     </w:p>
     <w:p>
       <w:pPr>
         <w:spacing w:after="100" w:line="283" w:lineRule="auto"/>
       </w:pPr>
-      <w:proofErr w:type="spellStart"/>
       <w:r>
         <w:rPr>
           <w:color w:val="212529"/>
         </w:rPr>
-        <w:lastRenderedPageBreak/>
-        <w:t>如果插件搜索不到、</w:t>
-      </w:r>
-      <w:r>
-        <w:rPr>
-          <w:color w:val="212529"/>
-        </w:rPr>
-        <w:t>Install</w:t>
-      </w:r>
-      <w:proofErr w:type="spellEnd"/>
-      <w:r>
-        <w:rPr>
-          <w:color w:val="212529"/>
-        </w:rPr>
-        <w:t xml:space="preserve"> </w:t>
-      </w:r>
-      <w:proofErr w:type="spellStart"/>
-      <w:r>
-        <w:rPr>
-          <w:color w:val="212529"/>
-        </w:rPr>
-        <w:t>按钮不可用、提示</w:t>
-      </w:r>
-      <w:proofErr w:type="spellEnd"/>
-      <w:r>
-        <w:rPr>
-          <w:color w:val="212529"/>
-        </w:rPr>
-        <w:t xml:space="preserve"> license / entitlement / subscription </w:t>
-      </w:r>
-      <w:r>
-        <w:rPr>
-          <w:color w:val="212529"/>
-        </w:rPr>
-        <w:t>不足，或显示需要</w:t>
-      </w:r>
-      <w:r>
-        <w:rPr>
-          <w:color w:val="212529"/>
-        </w:rPr>
-        <w:t xml:space="preserve"> ServiceNow personnel </w:t>
-      </w:r>
-      <w:r>
-        <w:rPr>
-          <w:color w:val="212529"/>
-        </w:rPr>
-        <w:t>激活，则不要绕过流程。应收集当前画面证跡并提交插件申请。</w:t>
+        <w:t>如果插件搜索不到、Install 按钮不可用、提示 license / entitlement / subscription 不足，或显示需要 ServiceNow personnel 激活，则不要绕过流程。应收集当前画面证跡并提交插件申请。</w:t>
       </w:r>
     </w:p>
     <w:tbl>
@@ -8429,73 +6237,32 @@
                 <w:sz w:val="17"/>
                 <w:lang w:eastAsia="zh-CN"/>
               </w:rPr>
-              <w:t>记录搜索关键词、筛选条件、实例</w:t>
-            </w:r>
+              <w:t>记录搜索关键词、筛选条件、实例 URL，并确认是否使用正确实例和权限。</w:t>
+            </w:r>
+          </w:p>
+        </w:tc>
+        <w:tc>
+          <w:tcPr>
+            <w:tcW w:w="2448" w:type="dxa"/>
+            <w:shd w:val="clear" w:color="auto" w:fill="FFFFFF"/>
+            <w:tcMar>
+              <w:top w:w="90" w:type="dxa"/>
+              <w:left w:w="110" w:type="dxa"/>
+              <w:bottom w:w="90" w:type="dxa"/>
+              <w:right w:w="110" w:type="dxa"/>
+            </w:tcMar>
+            <w:vAlign w:val="center"/>
+          </w:tcPr>
+          <w:p>
+            <w:pPr>
+              <w:spacing w:after="20" w:line="259" w:lineRule="auto"/>
+            </w:pPr>
             <w:r>
               <w:rPr>
                 <w:color w:val="212529"/>
                 <w:sz w:val="17"/>
-                <w:lang w:eastAsia="zh-CN"/>
-              </w:rPr>
-              <w:t xml:space="preserve"> URL</w:t>
-            </w:r>
-            <w:r>
-              <w:rPr>
-                <w:color w:val="212529"/>
-                <w:sz w:val="17"/>
-                <w:lang w:eastAsia="zh-CN"/>
-              </w:rPr>
-              <w:t>，并确认是否使用正确实例和权限。</w:t>
-            </w:r>
-          </w:p>
-        </w:tc>
-        <w:tc>
-          <w:tcPr>
-            <w:tcW w:w="2448" w:type="dxa"/>
-            <w:shd w:val="clear" w:color="auto" w:fill="FFFFFF"/>
-            <w:tcMar>
-              <w:top w:w="90" w:type="dxa"/>
-              <w:left w:w="110" w:type="dxa"/>
-              <w:bottom w:w="90" w:type="dxa"/>
-              <w:right w:w="110" w:type="dxa"/>
-            </w:tcMar>
-            <w:vAlign w:val="center"/>
-          </w:tcPr>
-          <w:p>
-            <w:pPr>
-              <w:spacing w:after="20" w:line="259" w:lineRule="auto"/>
-            </w:pPr>
-            <w:proofErr w:type="spellStart"/>
-            <w:r>
-              <w:rPr>
-                <w:color w:val="212529"/>
-                <w:sz w:val="17"/>
-              </w:rPr>
-              <w:t>搜索结果为</w:t>
-            </w:r>
-            <w:proofErr w:type="spellEnd"/>
-            <w:r>
-              <w:rPr>
-                <w:color w:val="212529"/>
-                <w:sz w:val="17"/>
-              </w:rPr>
-              <w:t xml:space="preserve"> 0 </w:t>
-            </w:r>
-            <w:proofErr w:type="spellStart"/>
-            <w:r>
-              <w:rPr>
-                <w:color w:val="212529"/>
-                <w:sz w:val="17"/>
-              </w:rPr>
-              <w:t>的截图</w:t>
-            </w:r>
-            <w:proofErr w:type="spellEnd"/>
-            <w:r>
-              <w:rPr>
-                <w:color w:val="212529"/>
-                <w:sz w:val="17"/>
-              </w:rPr>
-              <w:t>。</w:t>
+              </w:rPr>
+              <w:t>搜索结果为 0 的截图。</w:t>
             </w:r>
           </w:p>
         </w:tc>
@@ -8526,67 +6293,32 @@
                 <w:color w:val="212529"/>
                 <w:sz w:val="17"/>
               </w:rPr>
-              <w:t xml:space="preserve">Install </w:t>
-            </w:r>
+              <w:t>Install 按钮不可用</w:t>
+            </w:r>
+          </w:p>
+        </w:tc>
+        <w:tc>
+          <w:tcPr>
+            <w:tcW w:w="4680" w:type="dxa"/>
+            <w:shd w:val="clear" w:color="auto" w:fill="FFFFFF"/>
+            <w:tcMar>
+              <w:top w:w="90" w:type="dxa"/>
+              <w:left w:w="110" w:type="dxa"/>
+              <w:bottom w:w="90" w:type="dxa"/>
+              <w:right w:w="110" w:type="dxa"/>
+            </w:tcMar>
+            <w:vAlign w:val="center"/>
+          </w:tcPr>
+          <w:p>
+            <w:pPr>
+              <w:spacing w:after="20" w:line="259" w:lineRule="auto"/>
+            </w:pPr>
             <w:r>
               <w:rPr>
                 <w:color w:val="212529"/>
                 <w:sz w:val="17"/>
               </w:rPr>
-              <w:t>按钮不可用</w:t>
-            </w:r>
-          </w:p>
-        </w:tc>
-        <w:tc>
-          <w:tcPr>
-            <w:tcW w:w="4680" w:type="dxa"/>
-            <w:shd w:val="clear" w:color="auto" w:fill="FFFFFF"/>
-            <w:tcMar>
-              <w:top w:w="90" w:type="dxa"/>
-              <w:left w:w="110" w:type="dxa"/>
-              <w:bottom w:w="90" w:type="dxa"/>
-              <w:right w:w="110" w:type="dxa"/>
-            </w:tcMar>
-            <w:vAlign w:val="center"/>
-          </w:tcPr>
-          <w:p>
-            <w:pPr>
-              <w:spacing w:after="20" w:line="259" w:lineRule="auto"/>
-            </w:pPr>
-            <w:r>
-              <w:rPr>
-                <w:color w:val="212529"/>
-                <w:sz w:val="17"/>
-              </w:rPr>
-              <w:t>确认是否缺少</w:t>
-            </w:r>
-            <w:r>
-              <w:rPr>
-                <w:color w:val="212529"/>
-                <w:sz w:val="17"/>
-              </w:rPr>
-              <w:t xml:space="preserve"> entitlement / subscription / role</w:t>
-            </w:r>
-            <w:r>
-              <w:rPr>
-                <w:color w:val="212529"/>
-                <w:sz w:val="17"/>
-              </w:rPr>
-              <w:t>，并准备</w:t>
-            </w:r>
-            <w:r>
-              <w:rPr>
-                <w:color w:val="212529"/>
-                <w:sz w:val="17"/>
-              </w:rPr>
-              <w:t xml:space="preserve"> Request Plugin</w:t>
-            </w:r>
-            <w:r>
-              <w:rPr>
-                <w:color w:val="212529"/>
-                <w:sz w:val="17"/>
-              </w:rPr>
-              <w:t>。</w:t>
+              <w:t>确认是否缺少 entitlement / subscription / role，并准备 Request Plugin。</w:t>
             </w:r>
           </w:p>
         </w:tc>
@@ -8641,83 +6373,37 @@
             <w:pPr>
               <w:spacing w:after="20" w:line="259" w:lineRule="auto"/>
             </w:pPr>
-            <w:proofErr w:type="spellStart"/>
             <w:r>
               <w:rPr>
                 <w:color w:val="212529"/>
                 <w:sz w:val="17"/>
               </w:rPr>
-              <w:t>需要</w:t>
-            </w:r>
-            <w:proofErr w:type="spellEnd"/>
+              <w:t>需要 ServiceNow 激活</w:t>
+            </w:r>
+          </w:p>
+        </w:tc>
+        <w:tc>
+          <w:tcPr>
+            <w:tcW w:w="4680" w:type="dxa"/>
+            <w:shd w:val="clear" w:color="auto" w:fill="FFFFFF"/>
+            <w:tcMar>
+              <w:top w:w="90" w:type="dxa"/>
+              <w:left w:w="110" w:type="dxa"/>
+              <w:bottom w:w="90" w:type="dxa"/>
+              <w:right w:w="110" w:type="dxa"/>
+            </w:tcMar>
+            <w:vAlign w:val="center"/>
+          </w:tcPr>
+          <w:p>
+            <w:pPr>
+              <w:spacing w:after="20" w:line="259" w:lineRule="auto"/>
+            </w:pPr>
             <w:r>
               <w:rPr>
                 <w:color w:val="212529"/>
                 <w:sz w:val="17"/>
               </w:rPr>
-              <w:t xml:space="preserve"> ServiceNow </w:t>
-            </w:r>
-            <w:proofErr w:type="spellStart"/>
-            <w:r>
-              <w:rPr>
-                <w:color w:val="212529"/>
-                <w:sz w:val="17"/>
-              </w:rPr>
-              <w:t>激活</w:t>
-            </w:r>
-            <w:proofErr w:type="spellEnd"/>
-          </w:p>
-        </w:tc>
-        <w:tc>
-          <w:tcPr>
-            <w:tcW w:w="4680" w:type="dxa"/>
-            <w:shd w:val="clear" w:color="auto" w:fill="FFFFFF"/>
-            <w:tcMar>
-              <w:top w:w="90" w:type="dxa"/>
-              <w:left w:w="110" w:type="dxa"/>
-              <w:bottom w:w="90" w:type="dxa"/>
-              <w:right w:w="110" w:type="dxa"/>
-            </w:tcMar>
-            <w:vAlign w:val="center"/>
-          </w:tcPr>
-          <w:p>
-            <w:pPr>
-              <w:spacing w:after="20" w:line="259" w:lineRule="auto"/>
-            </w:pPr>
-            <w:r>
-              <w:rPr>
-                <w:color w:val="212529"/>
-                <w:sz w:val="17"/>
-              </w:rPr>
-              <w:t>通过</w:t>
-            </w:r>
-            <w:r>
-              <w:rPr>
-                <w:color w:val="212529"/>
-                <w:sz w:val="17"/>
-              </w:rPr>
-              <w:t xml:space="preserve"> Now Support / Request Plugin </w:t>
-            </w:r>
-            <w:r>
-              <w:rPr>
-                <w:color w:val="212529"/>
-                <w:sz w:val="17"/>
-              </w:rPr>
-              <w:t>提交申请，指定</w:t>
-            </w:r>
-            <w:r>
-              <w:rPr>
-                <w:color w:val="212529"/>
-                <w:sz w:val="17"/>
-              </w:rPr>
-              <w:t xml:space="preserve"> Dev </w:t>
-            </w:r>
-            <w:r>
-              <w:rPr>
-                <w:color w:val="212529"/>
-                <w:sz w:val="17"/>
-              </w:rPr>
-              <w:t>实例和插件名称。</w:t>
+              <w:t>通过 Now Support / Request Plugin 提交申请，指定 Dev 实例和插件名称。</w:t>
             </w:r>
           </w:p>
         </w:tc>
@@ -8772,7 +6458,6 @@
             <w:pPr>
               <w:spacing w:after="20" w:line="259" w:lineRule="auto"/>
             </w:pPr>
-            <w:proofErr w:type="spellStart"/>
             <w:r>
               <w:rPr>
                 <w:color w:val="212529"/>
@@ -8780,7 +6465,6 @@
               </w:rPr>
               <w:t>依赖安装失败</w:t>
             </w:r>
-            <w:proofErr w:type="spellEnd"/>
           </w:p>
         </w:tc>
         <w:tc>
@@ -8804,21 +6488,7 @@
                 <w:color w:val="212529"/>
                 <w:sz w:val="17"/>
               </w:rPr>
-              <w:t>记录失败插件、失败时间、错误信息、</w:t>
-            </w:r>
-            <w:r>
-              <w:rPr>
-                <w:color w:val="212529"/>
-                <w:sz w:val="17"/>
-              </w:rPr>
-              <w:t>Activity log</w:t>
-            </w:r>
-            <w:r>
-              <w:rPr>
-                <w:color w:val="212529"/>
-                <w:sz w:val="17"/>
-              </w:rPr>
-              <w:t>。</w:t>
+              <w:t>记录失败插件、失败时间、错误信息、Activity log。</w:t>
             </w:r>
           </w:p>
         </w:tc>
@@ -8955,18 +6625,8 @@
           <w:color w:val="1F4E79"/>
           <w:sz w:val="30"/>
         </w:rPr>
-        <w:t xml:space="preserve">6. Request Plugin </w:t>
+        <w:t>6. Request Plugin 申请内容模板</w:t>
       </w:r>
-      <w:proofErr w:type="spellStart"/>
-      <w:r>
-        <w:rPr>
-          <w:b/>
-          <w:color w:val="1F4E79"/>
-          <w:sz w:val="30"/>
-        </w:rPr>
-        <w:t>申请内容模板</w:t>
-      </w:r>
-      <w:proofErr w:type="spellEnd"/>
     </w:p>
     <w:tbl>
       <w:tblPr>
@@ -9537,6 +7197,7 @@
                 <w:b/>
                 <w:color w:val="212529"/>
               </w:rPr>
+              <w:lastRenderedPageBreak/>
               <w:t>日文申请说明例</w:t>
             </w:r>
           </w:p>
@@ -9550,64 +7211,7 @@
                 <w:color w:val="212529"/>
                 <w:sz w:val="19"/>
               </w:rPr>
-              <w:lastRenderedPageBreak/>
-              <w:t>今回の</w:t>
-            </w:r>
-            <w:r>
-              <w:rPr>
-                <w:color w:val="212529"/>
-                <w:sz w:val="19"/>
-              </w:rPr>
-              <w:t xml:space="preserve"> Azure PoC </w:t>
-            </w:r>
-            <w:r>
-              <w:rPr>
-                <w:color w:val="212529"/>
-                <w:sz w:val="19"/>
-              </w:rPr>
-              <w:t>において、</w:t>
-            </w:r>
-            <w:r>
-              <w:rPr>
-                <w:color w:val="212529"/>
-                <w:sz w:val="19"/>
-              </w:rPr>
-              <w:t xml:space="preserve">ITOM Discovery / Service Mapping / ACC / CSDM </w:t>
-            </w:r>
-            <w:r>
-              <w:rPr>
-                <w:color w:val="212529"/>
-                <w:sz w:val="19"/>
-              </w:rPr>
-              <w:t>対応関係を検証するため、</w:t>
-            </w:r>
-            <w:r>
-              <w:rPr>
-                <w:color w:val="212529"/>
-                <w:sz w:val="19"/>
-              </w:rPr>
-              <w:t xml:space="preserve">Dev </w:t>
-            </w:r>
-            <w:r>
-              <w:rPr>
-                <w:color w:val="212529"/>
-                <w:sz w:val="19"/>
-              </w:rPr>
-              <w:t>インスタンスへの対象</w:t>
-            </w:r>
-            <w:r>
-              <w:rPr>
-                <w:color w:val="212529"/>
-                <w:sz w:val="19"/>
-              </w:rPr>
-              <w:t xml:space="preserve"> Plugin </w:t>
-            </w:r>
-            <w:r>
-              <w:rPr>
-                <w:color w:val="212529"/>
-                <w:sz w:val="19"/>
-              </w:rPr>
-              <w:t>導入を申請します。</w:t>
+              <w:t>今回の Azure PoC において、ITOM Discovery / Service Mapping / ACC / CSDM 対応関係を検証するため、Dev インスタンスへの対象 Plugin 導入を申請します。</w:t>
             </w:r>
           </w:p>
           <w:p>
@@ -9624,31 +7228,7 @@
                 <w:sz w:val="19"/>
                 <w:lang w:eastAsia="ja-JP"/>
               </w:rPr>
-              <w:t xml:space="preserve">Demo data </w:t>
-            </w:r>
-            <w:r>
-              <w:rPr>
-                <w:color w:val="212529"/>
-                <w:sz w:val="19"/>
-                <w:lang w:eastAsia="ja-JP"/>
-              </w:rPr>
-              <w:t>は不要です。導入対象は</w:t>
-            </w:r>
-            <w:r>
-              <w:rPr>
-                <w:color w:val="212529"/>
-                <w:sz w:val="19"/>
-                <w:lang w:eastAsia="ja-JP"/>
-              </w:rPr>
-              <w:t xml:space="preserve"> Dev </w:t>
-            </w:r>
-            <w:r>
-              <w:rPr>
-                <w:color w:val="212529"/>
-                <w:sz w:val="19"/>
-                <w:lang w:eastAsia="ja-JP"/>
-              </w:rPr>
-              <w:t>環境に限定し、本番環境への影響はありません。</w:t>
+              <w:t>Demo data は不要です。導入対象は Dev 環境に限定し、本番環境への影響はありません。</w:t>
             </w:r>
           </w:p>
         </w:tc>
@@ -9671,15 +7251,7 @@
           <w:color w:val="1F4E79"/>
           <w:sz w:val="30"/>
         </w:rPr>
-        <w:t xml:space="preserve">7. </w:t>
-      </w:r>
-      <w:r>
-        <w:rPr>
-          <w:b/>
-          <w:color w:val="1F4E79"/>
-          <w:sz w:val="30"/>
-        </w:rPr>
-        <w:t>留痕命名规则</w:t>
+        <w:t>7. 留痕命名规则</w:t>
       </w:r>
     </w:p>
     <w:tbl>
@@ -9838,81 +7410,32 @@
                 <w:color w:val="212529"/>
                 <w:sz w:val="17"/>
               </w:rPr>
-              <w:t>01_</w:t>
-            </w:r>
+              <w:t>01_事前確認_DevInstance_YYYYMMDD.png</w:t>
+            </w:r>
+          </w:p>
+        </w:tc>
+        <w:tc>
+          <w:tcPr>
+            <w:tcW w:w="4176" w:type="dxa"/>
+            <w:shd w:val="clear" w:color="auto" w:fill="FFFFFF"/>
+            <w:tcMar>
+              <w:top w:w="90" w:type="dxa"/>
+              <w:left w:w="110" w:type="dxa"/>
+              <w:bottom w:w="90" w:type="dxa"/>
+              <w:right w:w="110" w:type="dxa"/>
+            </w:tcMar>
+            <w:vAlign w:val="center"/>
+          </w:tcPr>
+          <w:p>
+            <w:pPr>
+              <w:spacing w:after="20" w:line="259" w:lineRule="auto"/>
+            </w:pPr>
             <w:r>
               <w:rPr>
                 <w:color w:val="212529"/>
                 <w:sz w:val="17"/>
               </w:rPr>
-              <w:t>事前確認</w:t>
-            </w:r>
-            <w:r>
-              <w:rPr>
-                <w:color w:val="212529"/>
-                <w:sz w:val="17"/>
-              </w:rPr>
-              <w:t>_DevInstance_YYYYMMDD.png</w:t>
-            </w:r>
-          </w:p>
-        </w:tc>
-        <w:tc>
-          <w:tcPr>
-            <w:tcW w:w="4176" w:type="dxa"/>
-            <w:shd w:val="clear" w:color="auto" w:fill="FFFFFF"/>
-            <w:tcMar>
-              <w:top w:w="90" w:type="dxa"/>
-              <w:left w:w="110" w:type="dxa"/>
-              <w:bottom w:w="90" w:type="dxa"/>
-              <w:right w:w="110" w:type="dxa"/>
-            </w:tcMar>
-            <w:vAlign w:val="center"/>
-          </w:tcPr>
-          <w:p>
-            <w:pPr>
-              <w:spacing w:after="20" w:line="259" w:lineRule="auto"/>
-            </w:pPr>
-            <w:r>
-              <w:rPr>
-                <w:color w:val="212529"/>
-                <w:sz w:val="17"/>
-              </w:rPr>
-              <w:t>Dev URL</w:t>
-            </w:r>
-            <w:r>
-              <w:rPr>
-                <w:color w:val="212529"/>
-                <w:sz w:val="17"/>
-              </w:rPr>
-              <w:t>、</w:t>
-            </w:r>
-            <w:r>
-              <w:rPr>
-                <w:color w:val="212529"/>
-                <w:sz w:val="17"/>
-              </w:rPr>
-              <w:t>Release</w:t>
-            </w:r>
-            <w:r>
-              <w:rPr>
-                <w:color w:val="212529"/>
-                <w:sz w:val="17"/>
-              </w:rPr>
-              <w:t>、操作者、当前</w:t>
-            </w:r>
-            <w:r>
-              <w:rPr>
-                <w:color w:val="212529"/>
-                <w:sz w:val="17"/>
-              </w:rPr>
-              <w:t xml:space="preserve"> Update Set</w:t>
-            </w:r>
-            <w:r>
-              <w:rPr>
-                <w:color w:val="212529"/>
-                <w:sz w:val="17"/>
-              </w:rPr>
-              <w:t>。</w:t>
+              <w:t>Dev URL、Release、操作者、当前 Update Set。</w:t>
             </w:r>
           </w:p>
         </w:tc>
@@ -10023,7 +7546,6 @@
             <w:pPr>
               <w:spacing w:after="20" w:line="259" w:lineRule="auto"/>
             </w:pPr>
-            <w:proofErr w:type="spellStart"/>
             <w:r>
               <w:rPr>
                 <w:color w:val="212529"/>
@@ -10031,7 +7553,6 @@
               </w:rPr>
               <w:t>安装过程</w:t>
             </w:r>
-            <w:proofErr w:type="spellEnd"/>
           </w:p>
         </w:tc>
         <w:tc>
@@ -10080,28 +7601,7 @@
                 <w:color w:val="212529"/>
                 <w:sz w:val="17"/>
               </w:rPr>
-              <w:t>Install progress</w:t>
-            </w:r>
-            <w:r>
-              <w:rPr>
-                <w:color w:val="212529"/>
-                <w:sz w:val="17"/>
-              </w:rPr>
-              <w:t>、</w:t>
-            </w:r>
-            <w:r>
-              <w:rPr>
-                <w:color w:val="212529"/>
-                <w:sz w:val="17"/>
-              </w:rPr>
-              <w:t>Activity log</w:t>
-            </w:r>
-            <w:r>
-              <w:rPr>
-                <w:color w:val="212529"/>
-                <w:sz w:val="17"/>
-              </w:rPr>
-              <w:t>。</w:t>
+              <w:t>Install progress、Activity log。</w:t>
             </w:r>
           </w:p>
         </w:tc>
@@ -10182,14 +7682,7 @@
                 <w:color w:val="212529"/>
                 <w:sz w:val="17"/>
               </w:rPr>
-              <w:t xml:space="preserve">Installed </w:t>
-            </w:r>
-            <w:r>
-              <w:rPr>
-                <w:color w:val="212529"/>
-                <w:sz w:val="17"/>
-              </w:rPr>
-              <w:t>状态、版本、更新状态。</w:t>
+              <w:t>Installed 状态、版本、更新状态。</w:t>
             </w:r>
           </w:p>
         </w:tc>
@@ -10270,21 +7763,7 @@
                 <w:color w:val="212529"/>
                 <w:sz w:val="17"/>
               </w:rPr>
-              <w:t>菜单或</w:t>
-            </w:r>
-            <w:r>
-              <w:rPr>
-                <w:color w:val="212529"/>
-                <w:sz w:val="17"/>
-              </w:rPr>
-              <w:t xml:space="preserve"> Workspace </w:t>
-            </w:r>
-            <w:r>
-              <w:rPr>
-                <w:color w:val="212529"/>
-                <w:sz w:val="17"/>
-              </w:rPr>
-              <w:t>可访问状态。</w:t>
+              <w:t>菜单或 Workspace 可访问状态。</w:t>
             </w:r>
           </w:p>
         </w:tc>
@@ -10365,14 +7844,7 @@
                 <w:color w:val="212529"/>
                 <w:sz w:val="17"/>
               </w:rPr>
-              <w:t xml:space="preserve">Now Support / Request Plugin </w:t>
-            </w:r>
-            <w:r>
-              <w:rPr>
-                <w:color w:val="212529"/>
-                <w:sz w:val="17"/>
-              </w:rPr>
-              <w:t>申请编号和内容。</w:t>
+              <w:t>Now Support / Request Plugin 申请编号和内容。</w:t>
             </w:r>
           </w:p>
         </w:tc>
@@ -10480,18 +7952,8 @@
           <w:color w:val="1F4E79"/>
           <w:sz w:val="30"/>
         </w:rPr>
-        <w:t xml:space="preserve">8. </w:t>
+        <w:t>8. 插件安装确认表模板</w:t>
       </w:r>
-      <w:proofErr w:type="spellStart"/>
-      <w:r>
-        <w:rPr>
-          <w:b/>
-          <w:color w:val="1F4E79"/>
-          <w:sz w:val="30"/>
-        </w:rPr>
-        <w:t>插件安装确认表模板</w:t>
-      </w:r>
-      <w:proofErr w:type="spellEnd"/>
     </w:p>
     <w:tbl>
       <w:tblPr>
@@ -10572,23 +8034,7 @@
                 <w:color w:val="212529"/>
                 <w:sz w:val="13"/>
               </w:rPr>
-              <w:t>插件</w:t>
-            </w:r>
-            <w:r>
-              <w:rPr>
-                <w:b/>
-                <w:color w:val="212529"/>
-                <w:sz w:val="13"/>
-              </w:rPr>
-              <w:t xml:space="preserve"> / </w:t>
-            </w:r>
-            <w:r>
-              <w:rPr>
-                <w:b/>
-                <w:color w:val="212529"/>
-                <w:sz w:val="13"/>
-              </w:rPr>
-              <w:t>应用名</w:t>
+              <w:t>插件 / 应用名</w:t>
             </w:r>
           </w:p>
         </w:tc>
@@ -10718,23 +8164,7 @@
                 <w:color w:val="212529"/>
                 <w:sz w:val="13"/>
               </w:rPr>
-              <w:t>依赖</w:t>
-            </w:r>
-            <w:r>
-              <w:rPr>
-                <w:b/>
-                <w:color w:val="212529"/>
-                <w:sz w:val="13"/>
-              </w:rPr>
-              <w:t xml:space="preserve"> / </w:t>
-            </w:r>
-            <w:r>
-              <w:rPr>
-                <w:b/>
-                <w:color w:val="212529"/>
-                <w:sz w:val="13"/>
-              </w:rPr>
-              <w:t>备注</w:t>
+              <w:t>依赖 / 备注</w:t>
             </w:r>
           </w:p>
         </w:tc>
@@ -11304,6 +8734,7 @@
                 <w:color w:val="212529"/>
                 <w:sz w:val="13"/>
               </w:rPr>
+              <w:lastRenderedPageBreak/>
               <w:t>4</w:t>
             </w:r>
           </w:p>
@@ -11475,7 +8906,6 @@
                 <w:color w:val="212529"/>
                 <w:sz w:val="13"/>
               </w:rPr>
-              <w:lastRenderedPageBreak/>
               <w:t>5</w:t>
             </w:r>
           </w:p>
@@ -11804,15 +9234,7 @@
           <w:color w:val="1F4E79"/>
           <w:sz w:val="30"/>
         </w:rPr>
-        <w:t xml:space="preserve">9. </w:t>
-      </w:r>
-      <w:r>
-        <w:rPr>
-          <w:b/>
-          <w:color w:val="1F4E79"/>
-          <w:sz w:val="30"/>
-        </w:rPr>
-        <w:t>注意事项</w:t>
+        <w:t>9. 注意事项</w:t>
       </w:r>
     </w:p>
     <w:tbl>
@@ -12000,102 +9422,7 @@
                 <w:color w:val="212529"/>
                 <w:sz w:val="17"/>
               </w:rPr>
-              <w:t xml:space="preserve">Event </w:t>
-            </w:r>
-            <w:proofErr w:type="spellStart"/>
-            <w:r>
-              <w:rPr>
-                <w:color w:val="212529"/>
-                <w:sz w:val="17"/>
-              </w:rPr>
-              <w:t>Management</w:t>
-            </w:r>
-            <w:r>
-              <w:rPr>
-                <w:color w:val="212529"/>
-                <w:sz w:val="17"/>
-              </w:rPr>
-              <w:t>、</w:t>
-            </w:r>
-            <w:r>
-              <w:rPr>
-                <w:color w:val="212529"/>
-                <w:sz w:val="17"/>
-              </w:rPr>
-              <w:t>Security</w:t>
-            </w:r>
-            <w:r>
-              <w:rPr>
-                <w:color w:val="212529"/>
-                <w:sz w:val="17"/>
-              </w:rPr>
-              <w:t>、</w:t>
-            </w:r>
-            <w:r>
-              <w:rPr>
-                <w:color w:val="212529"/>
-                <w:sz w:val="17"/>
-              </w:rPr>
-              <w:t>Now</w:t>
-            </w:r>
-            <w:proofErr w:type="spellEnd"/>
-            <w:r>
-              <w:rPr>
-                <w:color w:val="212529"/>
-                <w:sz w:val="17"/>
-              </w:rPr>
-              <w:t xml:space="preserve"> </w:t>
-            </w:r>
-            <w:proofErr w:type="spellStart"/>
-            <w:r>
-              <w:rPr>
-                <w:color w:val="212529"/>
-                <w:sz w:val="17"/>
-              </w:rPr>
-              <w:t>Assist</w:t>
-            </w:r>
-            <w:r>
-              <w:rPr>
-                <w:color w:val="212529"/>
-                <w:sz w:val="17"/>
-              </w:rPr>
-              <w:t>、</w:t>
-            </w:r>
-            <w:r>
-              <w:rPr>
-                <w:color w:val="212529"/>
-                <w:sz w:val="17"/>
-              </w:rPr>
-              <w:t>Service</w:t>
-            </w:r>
-            <w:proofErr w:type="spellEnd"/>
-            <w:r>
-              <w:rPr>
-                <w:color w:val="212529"/>
-                <w:sz w:val="17"/>
-              </w:rPr>
-              <w:t xml:space="preserve"> Graph Connector </w:t>
-            </w:r>
-            <w:r>
-              <w:rPr>
-                <w:color w:val="212529"/>
-                <w:sz w:val="17"/>
-              </w:rPr>
-              <w:t>等不属于本次</w:t>
-            </w:r>
-            <w:r>
-              <w:rPr>
-                <w:color w:val="212529"/>
-                <w:sz w:val="17"/>
-              </w:rPr>
-              <w:t xml:space="preserve"> PoC </w:t>
-            </w:r>
-            <w:r>
-              <w:rPr>
-                <w:color w:val="212529"/>
-                <w:sz w:val="17"/>
-              </w:rPr>
-              <w:t>范围时，不应顺手安装。</w:t>
+              <w:t>Event Management、Security、Now Assist、Service Graph Connector 等不属于本次 PoC 范围时，不应顺手安装。</w:t>
             </w:r>
           </w:p>
         </w:tc>
@@ -12151,67 +9478,32 @@
                 <w:color w:val="212529"/>
                 <w:sz w:val="17"/>
               </w:rPr>
-              <w:t>不要导入</w:t>
-            </w:r>
+              <w:t>不要导入 Demo Data</w:t>
+            </w:r>
+          </w:p>
+        </w:tc>
+        <w:tc>
+          <w:tcPr>
+            <w:tcW w:w="6048" w:type="dxa"/>
+            <w:shd w:val="clear" w:color="auto" w:fill="FFFFFF"/>
+            <w:tcMar>
+              <w:top w:w="90" w:type="dxa"/>
+              <w:left w:w="110" w:type="dxa"/>
+              <w:bottom w:w="90" w:type="dxa"/>
+              <w:right w:w="110" w:type="dxa"/>
+            </w:tcMar>
+            <w:vAlign w:val="center"/>
+          </w:tcPr>
+          <w:p>
+            <w:pPr>
+              <w:spacing w:after="20" w:line="259" w:lineRule="auto"/>
+            </w:pPr>
             <w:r>
               <w:rPr>
                 <w:color w:val="212529"/>
                 <w:sz w:val="17"/>
               </w:rPr>
-              <w:t xml:space="preserve"> Demo Data</w:t>
-            </w:r>
-          </w:p>
-        </w:tc>
-        <w:tc>
-          <w:tcPr>
-            <w:tcW w:w="6048" w:type="dxa"/>
-            <w:shd w:val="clear" w:color="auto" w:fill="FFFFFF"/>
-            <w:tcMar>
-              <w:top w:w="90" w:type="dxa"/>
-              <w:left w:w="110" w:type="dxa"/>
-              <w:bottom w:w="90" w:type="dxa"/>
-              <w:right w:w="110" w:type="dxa"/>
-            </w:tcMar>
-            <w:vAlign w:val="center"/>
-          </w:tcPr>
-          <w:p>
-            <w:pPr>
-              <w:spacing w:after="20" w:line="259" w:lineRule="auto"/>
-            </w:pPr>
-            <w:r>
-              <w:rPr>
-                <w:color w:val="212529"/>
-                <w:sz w:val="17"/>
-              </w:rPr>
-              <w:t>除非明确批准，否则</w:t>
-            </w:r>
-            <w:r>
-              <w:rPr>
-                <w:color w:val="212529"/>
-                <w:sz w:val="17"/>
-              </w:rPr>
-              <w:t xml:space="preserve"> Demo Data </w:t>
-            </w:r>
-            <w:r>
-              <w:rPr>
-                <w:color w:val="212529"/>
-                <w:sz w:val="17"/>
-              </w:rPr>
-              <w:t>会影响</w:t>
-            </w:r>
-            <w:r>
-              <w:rPr>
-                <w:color w:val="212529"/>
-                <w:sz w:val="17"/>
-              </w:rPr>
-              <w:t xml:space="preserve"> Dev </w:t>
-            </w:r>
-            <w:r>
-              <w:rPr>
-                <w:color w:val="212529"/>
-                <w:sz w:val="17"/>
-              </w:rPr>
-              <w:t>环境数据洁净度。</w:t>
+              <w:t>除非明确批准，否则 Demo Data 会影响 Dev 环境数据洁净度。</w:t>
             </w:r>
           </w:p>
         </w:tc>
@@ -12267,14 +9559,7 @@
                 <w:color w:val="212529"/>
                 <w:sz w:val="17"/>
               </w:rPr>
-              <w:t>不要立即执行大范围</w:t>
-            </w:r>
-            <w:r>
-              <w:rPr>
-                <w:color w:val="212529"/>
-                <w:sz w:val="17"/>
-              </w:rPr>
-              <w:t xml:space="preserve"> Discovery</w:t>
+              <w:t>不要立即执行大范围 Discovery</w:t>
             </w:r>
           </w:p>
         </w:tc>
@@ -12307,28 +9592,7 @@
                 <w:color w:val="212529"/>
                 <w:sz w:val="17"/>
               </w:rPr>
-              <w:t xml:space="preserve">Discovery </w:t>
-            </w:r>
-            <w:r>
-              <w:rPr>
-                <w:color w:val="212529"/>
-                <w:sz w:val="17"/>
-              </w:rPr>
-              <w:t>范围应限定</w:t>
-            </w:r>
-            <w:r>
-              <w:rPr>
-                <w:color w:val="212529"/>
-                <w:sz w:val="17"/>
-              </w:rPr>
-              <w:t xml:space="preserve"> ITOM1/2/3</w:t>
-            </w:r>
-            <w:r>
-              <w:rPr>
-                <w:color w:val="212529"/>
-                <w:sz w:val="17"/>
-              </w:rPr>
-              <w:t>。</w:t>
+              <w:t>Discovery 范围应限定 ITOM1/2/3。</w:t>
             </w:r>
           </w:p>
         </w:tc>
@@ -12384,14 +9648,7 @@
                 <w:color w:val="212529"/>
                 <w:sz w:val="17"/>
               </w:rPr>
-              <w:t xml:space="preserve">Nmap / Credential-less Discovery </w:t>
-            </w:r>
-            <w:r>
-              <w:rPr>
-                <w:color w:val="212529"/>
-                <w:sz w:val="17"/>
-              </w:rPr>
-              <w:t>需谨慎</w:t>
+              <w:t>Nmap / Credential-less Discovery 需谨慎</w:t>
             </w:r>
           </w:p>
         </w:tc>
@@ -12414,23 +9671,13 @@
                 <w:lang w:eastAsia="zh-CN"/>
               </w:rPr>
             </w:pPr>
-            <w:proofErr w:type="gramStart"/>
             <w:r>
               <w:rPr>
                 <w:color w:val="212529"/>
                 <w:sz w:val="17"/>
                 <w:lang w:eastAsia="zh-CN"/>
               </w:rPr>
-              <w:t>云环境</w:t>
-            </w:r>
-            <w:proofErr w:type="gramEnd"/>
-            <w:r>
-              <w:rPr>
-                <w:color w:val="212529"/>
-                <w:sz w:val="17"/>
-                <w:lang w:eastAsia="zh-CN"/>
-              </w:rPr>
-              <w:t>和公司网络策略可能限制扫描行为，执行前应确认范围和许可。</w:t>
+              <w:t>云环境和公司网络策略可能限制扫描行为，执行前应确认范围和许可。</w:t>
             </w:r>
           </w:p>
         </w:tc>
@@ -12486,14 +9733,7 @@
                 <w:color w:val="212529"/>
                 <w:sz w:val="17"/>
               </w:rPr>
-              <w:t xml:space="preserve">Update Set </w:t>
-            </w:r>
-            <w:r>
-              <w:rPr>
-                <w:color w:val="212529"/>
-                <w:sz w:val="17"/>
-              </w:rPr>
-              <w:t>不是全部证跡</w:t>
+              <w:t>Update Set 不是全部证跡</w:t>
             </w:r>
           </w:p>
         </w:tc>
@@ -12634,18 +9874,8 @@
           <w:color w:val="1F4E79"/>
           <w:sz w:val="30"/>
         </w:rPr>
-        <w:t xml:space="preserve">10. </w:t>
+        <w:t>10. 官方参考资料</w:t>
       </w:r>
-      <w:proofErr w:type="spellStart"/>
-      <w:r>
-        <w:rPr>
-          <w:b/>
-          <w:color w:val="1F4E79"/>
-          <w:sz w:val="30"/>
-        </w:rPr>
-        <w:t>官方参考资料</w:t>
-      </w:r>
-      <w:proofErr w:type="spellEnd"/>
     </w:p>
     <w:tbl>
       <w:tblPr>
@@ -12807,28 +10037,7 @@
                 <w:color w:val="212529"/>
                 <w:sz w:val="16"/>
               </w:rPr>
-              <w:t xml:space="preserve">Application Manager </w:t>
-            </w:r>
-            <w:r>
-              <w:rPr>
-                <w:color w:val="212529"/>
-                <w:sz w:val="16"/>
-              </w:rPr>
-              <w:t>安装应用</w:t>
-            </w:r>
-            <w:r>
-              <w:rPr>
-                <w:color w:val="212529"/>
-                <w:sz w:val="16"/>
-              </w:rPr>
-              <w:t xml:space="preserve"> / </w:t>
-            </w:r>
-            <w:r>
-              <w:rPr>
-                <w:color w:val="212529"/>
-                <w:sz w:val="16"/>
-              </w:rPr>
-              <w:t>插件</w:t>
+              <w:t>Application Manager 安装应用 / 插件</w:t>
             </w:r>
           </w:p>
         </w:tc>
@@ -12996,6 +10205,7 @@
                 <w:color w:val="212529"/>
                 <w:sz w:val="16"/>
               </w:rPr>
+              <w:lastRenderedPageBreak/>
               <w:t>System Update Sets</w:t>
             </w:r>
           </w:p>
@@ -13052,29 +10262,7 @@
                 <w:color w:val="212529"/>
                 <w:sz w:val="16"/>
               </w:rPr>
-              <w:lastRenderedPageBreak/>
-              <w:t xml:space="preserve">ITOM Visibility </w:t>
-            </w:r>
-            <w:r>
-              <w:rPr>
-                <w:color w:val="212529"/>
-                <w:sz w:val="16"/>
-              </w:rPr>
-              <w:t>插件</w:t>
-            </w:r>
-            <w:r>
-              <w:rPr>
-                <w:color w:val="212529"/>
-                <w:sz w:val="16"/>
-              </w:rPr>
-              <w:t xml:space="preserve"> / </w:t>
-            </w:r>
-            <w:r>
-              <w:rPr>
-                <w:color w:val="212529"/>
-                <w:sz w:val="16"/>
-              </w:rPr>
-              <w:t>应用</w:t>
+              <w:t>ITOM Visibility 插件 / 应用</w:t>
             </w:r>
           </w:p>
         </w:tc>
@@ -13414,6 +10602,95 @@
       </w:rPr>
     </w:lvl>
   </w:abstractNum>
+  <w:abstractNum w:abstractNumId="9" w15:restartNumberingAfterBreak="0">
+    <w:nsid w:val="0B5F64FF"/>
+    <w:multiLevelType w:val="hybridMultilevel"/>
+    <w:tmpl w:val="8EA86BB6"/>
+    <w:lvl w:ilvl="0" w:tplc="7BCA570A">
+      <w:start w:val="1"/>
+      <w:numFmt w:val="decimal"/>
+      <w:lvlText w:val="%1."/>
+      <w:lvlJc w:val="left"/>
+      <w:pPr>
+        <w:ind w:left="360" w:hanging="360"/>
+      </w:pPr>
+      <w:rPr>
+        <w:rFonts w:hint="default"/>
+      </w:rPr>
+    </w:lvl>
+    <w:lvl w:ilvl="1" w:tplc="04090017" w:tentative="1">
+      <w:start w:val="1"/>
+      <w:numFmt w:val="aiueoFullWidth"/>
+      <w:lvlText w:val="(%2)"/>
+      <w:lvlJc w:val="left"/>
+      <w:pPr>
+        <w:ind w:left="880" w:hanging="440"/>
+      </w:pPr>
+    </w:lvl>
+    <w:lvl w:ilvl="2" w:tplc="04090011" w:tentative="1">
+      <w:start w:val="1"/>
+      <w:numFmt w:val="decimalEnclosedCircle"/>
+      <w:lvlText w:val="%3"/>
+      <w:lvlJc w:val="left"/>
+      <w:pPr>
+        <w:ind w:left="1320" w:hanging="440"/>
+      </w:pPr>
+    </w:lvl>
+    <w:lvl w:ilvl="3" w:tplc="0409000F" w:tentative="1">
+      <w:start w:val="1"/>
+      <w:numFmt w:val="decimal"/>
+      <w:lvlText w:val="%4."/>
+      <w:lvlJc w:val="left"/>
+      <w:pPr>
+        <w:ind w:left="1760" w:hanging="440"/>
+      </w:pPr>
+    </w:lvl>
+    <w:lvl w:ilvl="4" w:tplc="04090017" w:tentative="1">
+      <w:start w:val="1"/>
+      <w:numFmt w:val="aiueoFullWidth"/>
+      <w:lvlText w:val="(%5)"/>
+      <w:lvlJc w:val="left"/>
+      <w:pPr>
+        <w:ind w:left="2200" w:hanging="440"/>
+      </w:pPr>
+    </w:lvl>
+    <w:lvl w:ilvl="5" w:tplc="04090011" w:tentative="1">
+      <w:start w:val="1"/>
+      <w:numFmt w:val="decimalEnclosedCircle"/>
+      <w:lvlText w:val="%6"/>
+      <w:lvlJc w:val="left"/>
+      <w:pPr>
+        <w:ind w:left="2640" w:hanging="440"/>
+      </w:pPr>
+    </w:lvl>
+    <w:lvl w:ilvl="6" w:tplc="0409000F" w:tentative="1">
+      <w:start w:val="1"/>
+      <w:numFmt w:val="decimal"/>
+      <w:lvlText w:val="%7."/>
+      <w:lvlJc w:val="left"/>
+      <w:pPr>
+        <w:ind w:left="3080" w:hanging="440"/>
+      </w:pPr>
+    </w:lvl>
+    <w:lvl w:ilvl="7" w:tplc="04090017" w:tentative="1">
+      <w:start w:val="1"/>
+      <w:numFmt w:val="aiueoFullWidth"/>
+      <w:lvlText w:val="(%8)"/>
+      <w:lvlJc w:val="left"/>
+      <w:pPr>
+        <w:ind w:left="3520" w:hanging="440"/>
+      </w:pPr>
+    </w:lvl>
+    <w:lvl w:ilvl="8" w:tplc="04090011" w:tentative="1">
+      <w:start w:val="1"/>
+      <w:numFmt w:val="decimalEnclosedCircle"/>
+      <w:lvlText w:val="%9"/>
+      <w:lvlJc w:val="left"/>
+      <w:pPr>
+        <w:ind w:left="3960" w:hanging="440"/>
+      </w:pPr>
+    </w:lvl>
+  </w:abstractNum>
   <w:num w:numId="1" w16cid:durableId="700519904">
     <w:abstractNumId w:val="8"/>
   </w:num>
@@ -13440,6 +10717,9 @@
   </w:num>
   <w:num w:numId="9" w16cid:durableId="1152481155">
     <w:abstractNumId w:val="0"/>
+  </w:num>
+  <w:num w:numId="10" w16cid:durableId="1874270527">
+    <w:abstractNumId w:val="9"/>
   </w:num>
 </w:numbering>
 </file>
@@ -14051,6 +11331,7 @@
   <w:style w:type="character" w:default="1" w:styleId="a2">
     <w:name w:val="Default Paragraph Font"/>
     <w:uiPriority w:val="1"/>
+    <w:semiHidden/>
     <w:unhideWhenUsed/>
   </w:style>
   <w:style w:type="table" w:default="1" w:styleId="a3">
